--- a/lessons/4-4/downloads/4-4-notes-teacher.docx
+++ b/lessons/4-4/downloads/4-4-notes-teacher.docx
@@ -14,7 +14,7 @@
           <w:sz w:val="18"/>
           <w:szCs w:val="18"/>
         </w:rPr>
-        <w:t xml:space="preserve">UNIT 4  ·  LESSON 4      STANDARD 6.RP.3C</w:t>
+        <w:t xml:space="preserve">UNIT 4  ·  LESSON 4      STANDARD 6.AT.4</w:t>
       </w:r>
     </w:p>
     <w:p>
@@ -2364,6 +2364,32 @@
     </w:p>
     <w:p>
       <w:pPr>
+        <w:pStyle w:val="Heading2"/>
+        <w:spacing w:after="80" w:before="180"/>
+      </w:pPr>
+      <w:r>
+        <w:rPr>
+          <w:b/>
+          <w:bCs/>
+          <w:color w:val="12355B"/>
+          <w:sz w:val="24"/>
+          <w:szCs w:val="24"/>
+        </w:rPr>
+        <w:t xml:space="preserve">Level 1 Support</w:t>
+      </w:r>
+      <w:r>
+        <w:rPr>
+          <w:i/>
+          <w:iCs/>
+          <w:color w:val="1FA6A2"/>
+          <w:sz w:val="19"/>
+          <w:szCs w:val="19"/>
+        </w:rPr>
+        <w:t xml:space="preserve">   extra scaffolding</w:t>
+      </w:r>
+    </w:p>
+    <w:p>
+      <w:pPr>
         <w:keepNext/>
         <w:spacing w:after="60" w:before="160"/>
       </w:pPr>
@@ -2624,6 +2650,32 @@
     </w:tbl>
     <w:p>
       <w:pPr>
+        <w:pStyle w:val="Heading2"/>
+        <w:spacing w:after="80" w:before="180"/>
+      </w:pPr>
+      <w:r>
+        <w:rPr>
+          <w:b/>
+          <w:bCs/>
+          <w:color w:val="12355B"/>
+          <w:sz w:val="24"/>
+          <w:szCs w:val="24"/>
+        </w:rPr>
+        <w:t xml:space="preserve">On Level</w:t>
+      </w:r>
+      <w:r>
+        <w:rPr>
+          <w:i/>
+          <w:iCs/>
+          <w:color w:val="12355B"/>
+          <w:sz w:val="19"/>
+          <w:szCs w:val="19"/>
+        </w:rPr>
+        <w:t xml:space="preserve">   grade-level practice</w:t>
+      </w:r>
+    </w:p>
+    <w:p>
+      <w:pPr>
         <w:keepNext/>
         <w:spacing w:after="60" w:before="160"/>
       </w:pPr>
@@ -2962,7 +3014,7 @@
           <w:sz w:val="21"/>
           <w:szCs w:val="21"/>
         </w:rPr>
-        <w:t xml:space="preserve">B)  145</w:t>
+        <w:t xml:space="preserve">B)  45</w:t>
       </w:r>
     </w:p>
     <w:p>
@@ -2975,7 +3027,7 @@
           <w:sz w:val="21"/>
           <w:szCs w:val="21"/>
         </w:rPr>
-        <w:t xml:space="preserve">C)  180</w:t>
+        <w:t xml:space="preserve">C)  315</w:t>
       </w:r>
     </w:p>
     <w:p>
@@ -2988,7 +3040,7 @@
           <w:sz w:val="21"/>
           <w:szCs w:val="21"/>
         </w:rPr>
-        <w:t xml:space="preserve">D)  126</w:t>
+        <w:t xml:space="preserve">D)  180</w:t>
       </w:r>
     </w:p>
     <w:p>
@@ -3231,23 +3283,17 @@
     </w:p>
     <w:p>
       <w:pPr>
-        <w:spacing w:after="80"/>
-      </w:pPr>
-      <w:r>
-        <w:rPr>
-          <w:b/>
-          <w:bCs/>
-          <w:sz w:val="21"/>
-          <w:szCs w:val="21"/>
-        </w:rPr>
-        <w:t xml:space="preserve">1.  </w:t>
-      </w:r>
-      <w:r>
-        <w:rPr>
-          <w:sz w:val="21"/>
-          <w:szCs w:val="21"/>
-        </w:rPr>
-        <w:t xml:space="preserve">A)  32</w:t>
+        <w:spacing w:after="100"/>
+      </w:pPr>
+      <w:r>
+        <w:rPr>
+          <w:b/>
+          <w:bCs/>
+          <w:color w:val="B97A12"/>
+          <w:sz w:val="20"/>
+          <w:szCs w:val="20"/>
+        </w:rPr>
+        <w:t xml:space="preserve">Watch for this mistake:  </w:t>
       </w:r>
       <w:r>
         <w:rPr>
@@ -3257,7 +3303,23 @@
           <w:sz w:val="19"/>
           <w:szCs w:val="19"/>
         </w:rPr>
-        <w:t xml:space="preserve">  — 10% = 0.10. Multiply: 0.10 × 320 = 32. (Or move the decimal one place left.)</w:t>
+        <w:t xml:space="preserve">A common mistake in Find the Percent of a Number is multiplying by the percent number itself instead of its decimal form — for example, finding 30% of 80 by computing 30 × 80 = 2,400 instead of 0.30 × 80 = 24. Always divide the percent by 100 to get the decimal, then multiply that decimal by the base.</w:t>
+      </w:r>
+    </w:p>
+    <w:p>
+      <w:pPr>
+        <w:pStyle w:val="Heading2"/>
+        <w:spacing w:after="80" w:before="180"/>
+      </w:pPr>
+      <w:r>
+        <w:rPr>
+          <w:b/>
+          <w:bCs/>
+          <w:color w:val="12355B"/>
+          <w:sz w:val="24"/>
+          <w:szCs w:val="24"/>
+        </w:rPr>
+        <w:t xml:space="preserve">Level 1 Support</w:t>
       </w:r>
     </w:p>
     <w:p>
@@ -3271,14 +3333,14 @@
           <w:sz w:val="21"/>
           <w:szCs w:val="21"/>
         </w:rPr>
-        <w:t xml:space="preserve">2.  </w:t>
-      </w:r>
-      <w:r>
-        <w:rPr>
-          <w:sz w:val="21"/>
-          <w:szCs w:val="21"/>
-        </w:rPr>
-        <w:t xml:space="preserve">A)  30%</w:t>
+        <w:t xml:space="preserve">1.  </w:t>
+      </w:r>
+      <w:r>
+        <w:rPr>
+          <w:sz w:val="21"/>
+          <w:szCs w:val="21"/>
+        </w:rPr>
+        <w:t xml:space="preserve">A)  32</w:t>
       </w:r>
       <w:r>
         <w:rPr>
@@ -3288,7 +3350,7 @@
           <w:sz w:val="19"/>
           <w:szCs w:val="19"/>
         </w:rPr>
-        <w:t xml:space="preserve">  — 15 ÷ 50 = 0.30 = 30%.</w:t>
+        <w:t xml:space="preserve">  — 10% = 0.10. Multiply: 0.10 × 320 = 32. (Or move the decimal one place left.)</w:t>
       </w:r>
     </w:p>
     <w:p>
@@ -3302,14 +3364,14 @@
           <w:sz w:val="21"/>
           <w:szCs w:val="21"/>
         </w:rPr>
-        <w:t xml:space="preserve">3.  </w:t>
-      </w:r>
-      <w:r>
-        <w:rPr>
-          <w:sz w:val="21"/>
-          <w:szCs w:val="21"/>
-        </w:rPr>
-        <w:t xml:space="preserve">A)  36 tickets</w:t>
+        <w:t xml:space="preserve">2.  </w:t>
+      </w:r>
+      <w:r>
+        <w:rPr>
+          <w:sz w:val="21"/>
+          <w:szCs w:val="21"/>
+        </w:rPr>
+        <w:t xml:space="preserve">A)  30%</w:t>
       </w:r>
       <w:r>
         <w:rPr>
@@ -3319,7 +3381,23 @@
           <w:sz w:val="19"/>
           <w:szCs w:val="19"/>
         </w:rPr>
-        <w:t xml:space="preserve">  — 15% of 240 = 0.15 × 240 = 36 tickets saved.</w:t>
+        <w:t xml:space="preserve">  — 15 ÷ 50 = 0.30 = 30%.</w:t>
+      </w:r>
+    </w:p>
+    <w:p>
+      <w:pPr>
+        <w:pStyle w:val="Heading2"/>
+        <w:spacing w:after="80" w:before="180"/>
+      </w:pPr>
+      <w:r>
+        <w:rPr>
+          <w:b/>
+          <w:bCs/>
+          <w:color w:val="12355B"/>
+          <w:sz w:val="24"/>
+          <w:szCs w:val="24"/>
+        </w:rPr>
+        <w:t xml:space="preserve">On Level</w:t>
       </w:r>
     </w:p>
     <w:p>
@@ -3333,14 +3411,14 @@
           <w:sz w:val="21"/>
           <w:szCs w:val="21"/>
         </w:rPr>
-        <w:t xml:space="preserve">4.  </w:t>
-      </w:r>
-      <w:r>
-        <w:rPr>
-          <w:sz w:val="21"/>
-          <w:szCs w:val="21"/>
-        </w:rPr>
-        <w:t xml:space="preserve">A)  80%</w:t>
+        <w:t xml:space="preserve">3.  </w:t>
+      </w:r>
+      <w:r>
+        <w:rPr>
+          <w:sz w:val="21"/>
+          <w:szCs w:val="21"/>
+        </w:rPr>
+        <w:t xml:space="preserve">A)  36 tickets</w:t>
       </w:r>
       <w:r>
         <w:rPr>
@@ -3350,23 +3428,7 @@
           <w:sz w:val="19"/>
           <w:szCs w:val="19"/>
         </w:rPr>
-        <w:t xml:space="preserve">  — 72 ÷ 90 = 0.80 = 80%.</w:t>
-      </w:r>
-    </w:p>
-    <w:p>
-      <w:pPr>
-        <w:pStyle w:val="Heading2"/>
-        <w:spacing w:after="80" w:before="180"/>
-      </w:pPr>
-      <w:r>
-        <w:rPr>
-          <w:b/>
-          <w:bCs/>
-          <w:color w:val="12355B"/>
-          <w:sz w:val="24"/>
-          <w:szCs w:val="24"/>
-        </w:rPr>
-        <w:t xml:space="preserve">Exit Ticket</w:t>
+        <w:t xml:space="preserve">  — 15% of 240 = 0.15 × 240 = 36 tickets saved.</w:t>
       </w:r>
     </w:p>
     <w:p>
@@ -3375,10 +3437,19 @@
       </w:pPr>
       <w:r>
         <w:rPr>
-          <w:sz w:val="21"/>
-          <w:szCs w:val="21"/>
-        </w:rPr>
-        <w:t xml:space="preserve">A)  162</w:t>
+          <w:b/>
+          <w:bCs/>
+          <w:sz w:val="21"/>
+          <w:szCs w:val="21"/>
+        </w:rPr>
+        <w:t xml:space="preserve">4.  </w:t>
+      </w:r>
+      <w:r>
+        <w:rPr>
+          <w:sz w:val="21"/>
+          <w:szCs w:val="21"/>
+        </w:rPr>
+        <w:t xml:space="preserve">A)  80%</w:t>
       </w:r>
       <w:r>
         <w:rPr>
@@ -3388,7 +3459,45 @@
           <w:sz w:val="19"/>
           <w:szCs w:val="19"/>
         </w:rPr>
-        <w:t xml:space="preserve">  — 45% = 0.45. Multiply: 0.45 × 360 = 162.</w:t>
+        <w:t xml:space="preserve">  — 72 ÷ 90 = 0.80 = 80%.</w:t>
+      </w:r>
+    </w:p>
+    <w:p>
+      <w:pPr>
+        <w:pStyle w:val="Heading2"/>
+        <w:spacing w:after="80" w:before="180"/>
+      </w:pPr>
+      <w:r>
+        <w:rPr>
+          <w:b/>
+          <w:bCs/>
+          <w:color w:val="12355B"/>
+          <w:sz w:val="24"/>
+          <w:szCs w:val="24"/>
+        </w:rPr>
+        <w:t xml:space="preserve">Exit Ticket</w:t>
+      </w:r>
+    </w:p>
+    <w:p>
+      <w:pPr>
+        <w:spacing w:after="80"/>
+      </w:pPr>
+      <w:r>
+        <w:rPr>
+          <w:sz w:val="21"/>
+          <w:szCs w:val="21"/>
+        </w:rPr>
+        <w:t xml:space="preserve">A)  162</w:t>
+      </w:r>
+      <w:r>
+        <w:rPr>
+          <w:i/>
+          <w:iCs/>
+          <w:color w:val="5F6F80"/>
+          <w:sz w:val="19"/>
+          <w:szCs w:val="19"/>
+        </w:rPr>
+        <w:t xml:space="preserve">  — 45% = 0.45. Multiply: 0.45 × 360 = 162. A student who answers 45 wrote the percent number itself instead of finding the part. A student who answers 315 subtracted the percent number from the base (360 − 45) instead of multiplying. A student who answers 180 rounded 45% up to 50% before multiplying (0.50 × 360). Always convert the exact percent to a decimal, then multiply by the base.</w:t>
       </w:r>
     </w:p>
     <w:sectPr>

--- a/lessons/4-4/downloads/4-4-notes-teacher.docx
+++ b/lessons/4-4/downloads/4-4-notes-teacher.docx
@@ -1247,7 +1247,22 @@
           <w:sz w:val="30"/>
           <w:szCs w:val="30"/>
         </w:rPr>
-        <w:t xml:space="preserve">Worked Example</w:t>
+        <w:t xml:space="preserve">Write About the Math</w:t>
+      </w:r>
+    </w:p>
+    <w:p>
+      <w:pPr>
+        <w:spacing w:after="100"/>
+      </w:pPr>
+      <w:r>
+        <w:rPr>
+          <w:i/>
+          <w:iCs/>
+          <w:color w:val="5F6F80"/>
+          <w:sz w:val="19"/>
+          <w:szCs w:val="19"/>
+        </w:rPr>
+        <w:t xml:space="preserve">Use the support level you need. Every level answers the same math question.</w:t>
       </w:r>
     </w:p>
     <w:p>
@@ -1263,17 +1278,17 @@
           <w:sz w:val="24"/>
           <w:szCs w:val="24"/>
         </w:rPr>
-        <w:t xml:space="preserve">Watch &amp; Read</w:t>
+        <w:t xml:space="preserve">1. Understand the Question</w:t>
       </w:r>
       <w:r>
         <w:rPr>
           <w:i/>
           <w:iCs/>
-          <w:color w:val="1FA6A2"/>
+          <w:color w:val="B97A12"/>
           <w:sz w:val="19"/>
           <w:szCs w:val="19"/>
         </w:rPr>
-        <w:t xml:space="preserve">   I Do — follow along with your teacher</w:t>
+        <w:t xml:space="preserve">   explain</w:t>
       </w:r>
     </w:p>
     <w:tbl>
@@ -1308,25 +1323,44 @@
             </w:pPr>
             <w:r>
               <w:rPr>
+                <w:color w:val="1A2733"/>
+                <w:sz w:val="21"/>
+                <w:szCs w:val="21"/>
+              </w:rPr>
+              <w:t xml:space="preserve">What steps did you follow every time to find the percent of a number in the discount table?</w:t>
+            </w:r>
+          </w:p>
+          <w:p>
+            <w:pPr>
+              <w:spacing w:after="0"/>
+            </w:pPr>
+            <w:r>
+              <w:rPr>
                 <w:b/>
                 <w:bCs/>
                 <w:color w:val="12355B"/>
-                <w:sz w:val="22"/>
-                <w:szCs w:val="22"/>
+                <w:sz w:val="20"/>
+                <w:szCs w:val="20"/>
               </w:rPr>
-              <w:t xml:space="preserve">Arcade Builder Challenge</w:t>
-            </w:r>
-          </w:p>
-          <w:p>
-            <w:pPr>
-              <w:spacing w:after="0"/>
-            </w:pPr>
+              <w:t xml:space="preserve">Your job:  </w:t>
+            </w:r>
             <w:r>
               <w:rPr>
-                <w:sz w:val="21"/>
-                <w:szCs w:val="21"/>
+                <w:sz w:val="20"/>
+                <w:szCs w:val="20"/>
               </w:rPr>
-              <w:t xml:space="preserve">It's Discount Day at the arcade! Different games are offering percent-off deals on ticket prices. The claw machine is 25% off its usual 60-ticket price, and the racing game is 40% off 80 tickets. You need to calculate the discounts to figure out how many tickets each game actually costs!</w:t>
+              <w:t xml:space="preserve">Answer the question. Use math evidence. Explain how the evidence proves your answer.</w:t>
+            </w:r>
+            <w:r>
+              <w:rPr>
+                <w:i/>
+                <w:iCs/>
+                <w:color w:val="5F6F80"/>
+                <w:sz w:val="18"/>
+                <w:szCs w:val="18"/>
+              </w:rPr>
+              <w:br/>
+              <w:t xml:space="preserve">Responde la pregunta. Usa evidencia matemática. Explica cómo la evidencia demuestra tu respuesta.</w:t>
             </w:r>
           </w:p>
         </w:tc>
@@ -1334,81 +1368,6 @@
     </w:tbl>
     <w:p>
       <w:pPr>
-        <w:spacing w:after="80"/>
-      </w:pPr>
-      <w:r>
-        <w:t xml:space="preserve"/>
-      </w:r>
-    </w:p>
-    <w:p>
-      <w:pPr>
-        <w:spacing w:after="50" w:before="60"/>
-      </w:pPr>
-      <w:r>
-        <w:rPr>
-          <w:b/>
-          <w:bCs/>
-          <w:color w:val="12355B"/>
-          <w:sz w:val="21"/>
-          <w:szCs w:val="21"/>
-        </w:rPr>
-        <w:t xml:space="preserve">Think about:</w:t>
-      </w:r>
-    </w:p>
-    <w:p>
-      <w:pPr>
-        <w:spacing w:after="40"/>
-        <w:ind w:left="300"/>
-      </w:pPr>
-      <w:r>
-        <w:rPr>
-          <w:sz w:val="20"/>
-          <w:szCs w:val="20"/>
-        </w:rPr>
-        <w:t xml:space="preserve">•  What information do you need to find the discount amount?</w:t>
-      </w:r>
-    </w:p>
-    <w:p>
-      <w:pPr>
-        <w:spacing w:after="40"/>
-        <w:ind w:left="300"/>
-      </w:pPr>
-      <w:r>
-        <w:rPr>
-          <w:sz w:val="20"/>
-          <w:szCs w:val="20"/>
-        </w:rPr>
-        <w:t xml:space="preserve">•  How is finding 25% of 60 different from finding 40% of 80?</w:t>
-      </w:r>
-    </w:p>
-    <w:p>
-      <w:pPr>
-        <w:spacing w:after="40"/>
-        <w:ind w:left="300"/>
-      </w:pPr>
-      <w:r>
-        <w:rPr>
-          <w:sz w:val="20"/>
-          <w:szCs w:val="20"/>
-        </w:rPr>
-        <w:t xml:space="preserve">•  Is there more than one way to find a percent of a number?</w:t>
-      </w:r>
-    </w:p>
-    <w:p>
-      <w:pPr>
-        <w:spacing w:after="40"/>
-        <w:ind w:left="300"/>
-      </w:pPr>
-      <w:r>
-        <w:rPr>
-          <w:sz w:val="20"/>
-          <w:szCs w:val="20"/>
-        </w:rPr>
-        <w:t xml:space="preserve">•  How does a bar model help you see the percent of a number?</w:t>
-      </w:r>
-    </w:p>
-    <w:p>
-      <w:pPr>
         <w:pStyle w:val="Heading2"/>
         <w:spacing w:after="80" w:before="180"/>
       </w:pPr>
@@ -1420,7 +1379,7 @@
           <w:sz w:val="24"/>
           <w:szCs w:val="24"/>
         </w:rPr>
-        <w:t xml:space="preserve">Solved Example</w:t>
+        <w:t xml:space="preserve">2. Plan Your Math Words</w:t>
       </w:r>
       <w:r>
         <w:rPr>
@@ -1430,172 +1389,299 @@
           <w:sz w:val="19"/>
           <w:szCs w:val="19"/>
         </w:rPr>
-        <w:t xml:space="preserve">   I Do — watch each step</w:t>
-      </w:r>
-    </w:p>
-    <w:p>
-      <w:pPr>
-        <w:keepNext/>
-        <w:spacing w:after="40"/>
-      </w:pPr>
-      <w:r>
-        <w:rPr>
-          <w:b/>
-          <w:bCs/>
-          <w:color w:val="12355B"/>
-          <w:sz w:val="21"/>
-          <w:szCs w:val="21"/>
-        </w:rPr>
-        <w:t xml:space="preserve">Problem:  </w:t>
-      </w:r>
-      <w:r>
-        <w:rPr>
-          <w:sz w:val="21"/>
-          <w:szCs w:val="21"/>
-        </w:rPr>
-        <w:t xml:space="preserve">What is 20% of 150?</w:t>
-      </w:r>
-    </w:p>
-    <w:p>
-      <w:pPr>
-        <w:spacing w:after="30"/>
-        <w:ind w:left="420"/>
-      </w:pPr>
-      <w:r>
-        <w:rPr>
+        <w:t xml:space="preserve">   check at least two</w:t>
+      </w:r>
+    </w:p>
+    <w:p>
+      <w:pPr>
+        <w:spacing w:after="60"/>
+      </w:pPr>
+      <w:r>
+        <w:rPr>
+          <w:b/>
+          <w:bCs/>
+          <w:color w:val="1FA6A2"/>
+          <w:sz w:val="22"/>
+          <w:szCs w:val="22"/>
+        </w:rPr>
+        <w:t xml:space="preserve">☐  </w:t>
+      </w:r>
+      <w:r>
+        <w:rPr>
+          <w:b/>
+          <w:bCs/>
+          <w:color w:val="12355B"/>
           <w:sz w:val="20"/>
           <w:szCs w:val="20"/>
         </w:rPr>
-        <w:t xml:space="preserve">A)  30</w:t>
-      </w:r>
-    </w:p>
-    <w:p>
-      <w:pPr>
-        <w:spacing w:after="30"/>
-        <w:ind w:left="420"/>
-      </w:pPr>
+        <w:t xml:space="preserve">Percent — </w:t>
+      </w:r>
       <w:r>
         <w:rPr>
           <w:sz w:val="20"/>
           <w:szCs w:val="20"/>
         </w:rPr>
-        <w:t xml:space="preserve">B)  20</w:t>
-      </w:r>
-    </w:p>
-    <w:p>
-      <w:pPr>
-        <w:spacing w:after="30"/>
-        <w:ind w:left="420"/>
-      </w:pPr>
-      <w:r>
-        <w:rPr>
+        <w:t xml:space="preserve">A way to compare a number to 100, shown with the % sign.</w:t>
+      </w:r>
+      <w:r>
+        <w:rPr>
+          <w:i/>
+          <w:iCs/>
+          <w:color w:val="5F6F80"/>
+          <w:sz w:val="18"/>
+          <w:szCs w:val="18"/>
+        </w:rPr>
+        <w:br/>
+        <w:t xml:space="preserve">Porcentaje — Una manera de comparar un número con 100, con el signo %.</w:t>
+      </w:r>
+    </w:p>
+    <w:p>
+      <w:pPr>
+        <w:spacing w:after="60"/>
+      </w:pPr>
+      <w:r>
+        <w:rPr>
+          <w:b/>
+          <w:bCs/>
+          <w:color w:val="1FA6A2"/>
+          <w:sz w:val="22"/>
+          <w:szCs w:val="22"/>
+        </w:rPr>
+        <w:t xml:space="preserve">☐  </w:t>
+      </w:r>
+      <w:r>
+        <w:rPr>
+          <w:b/>
+          <w:bCs/>
+          <w:color w:val="12355B"/>
           <w:sz w:val="20"/>
           <w:szCs w:val="20"/>
         </w:rPr>
-        <w:t xml:space="preserve">C)  35</w:t>
-      </w:r>
-    </w:p>
-    <w:p>
-      <w:pPr>
-        <w:spacing w:after="30"/>
-        <w:ind w:left="420"/>
-      </w:pPr>
+        <w:t xml:space="preserve">Base — </w:t>
+      </w:r>
       <w:r>
         <w:rPr>
           <w:sz w:val="20"/>
           <w:szCs w:val="20"/>
         </w:rPr>
-        <w:t xml:space="preserve">D)  75</w:t>
-      </w:r>
-    </w:p>
-    <w:p>
-      <w:pPr>
-        <w:spacing w:after="20" w:before="50"/>
+        <w:t xml:space="preserve">The whole amount you take a percent of.</w:t>
+      </w:r>
+      <w:r>
+        <w:rPr>
+          <w:i/>
+          <w:iCs/>
+          <w:color w:val="5F6F80"/>
+          <w:sz w:val="18"/>
+          <w:szCs w:val="18"/>
+        </w:rPr>
+        <w:br/>
+        <w:t xml:space="preserve">Base (el todo) — La cantidad total de la que sacas un porcentaje.</w:t>
+      </w:r>
+    </w:p>
+    <w:p>
+      <w:pPr>
+        <w:spacing w:after="60"/>
       </w:pPr>
       <w:r>
         <w:rPr>
           <w:b/>
           <w:bCs/>
           <w:color w:val="1FA6A2"/>
-          <w:sz w:val="21"/>
-          <w:szCs w:val="21"/>
-        </w:rPr>
-        <w:t xml:space="preserve">Step 1:  </w:t>
-      </w:r>
-      <w:r>
-        <w:rPr>
-          <w:sz w:val="21"/>
-          <w:szCs w:val="21"/>
-        </w:rPr>
-        <w:t xml:space="preserve">20% = 0.20.</w:t>
-      </w:r>
-    </w:p>
-    <w:p>
-      <w:pPr>
-        <w:spacing w:after="20" w:before="50"/>
+          <w:sz w:val="22"/>
+          <w:szCs w:val="22"/>
+        </w:rPr>
+        <w:t xml:space="preserve">☐  </w:t>
+      </w:r>
+      <w:r>
+        <w:rPr>
+          <w:b/>
+          <w:bCs/>
+          <w:color w:val="12355B"/>
+          <w:sz w:val="20"/>
+          <w:szCs w:val="20"/>
+        </w:rPr>
+        <w:t xml:space="preserve">Part — </w:t>
+      </w:r>
+      <w:r>
+        <w:rPr>
+          <w:sz w:val="20"/>
+          <w:szCs w:val="20"/>
+        </w:rPr>
+        <w:t xml:space="preserve">The piece you get when you take a percent of a number.</w:t>
+      </w:r>
+      <w:r>
+        <w:rPr>
+          <w:i/>
+          <w:iCs/>
+          <w:color w:val="5F6F80"/>
+          <w:sz w:val="18"/>
+          <w:szCs w:val="18"/>
+        </w:rPr>
+        <w:br/>
+        <w:t xml:space="preserve">Parte — La parte que obtienes al sacar un porcentaje de un número.</w:t>
+      </w:r>
+    </w:p>
+    <w:p>
+      <w:pPr>
+        <w:spacing w:after="60"/>
       </w:pPr>
       <w:r>
         <w:rPr>
           <w:b/>
           <w:bCs/>
           <w:color w:val="1FA6A2"/>
-          <w:sz w:val="21"/>
-          <w:szCs w:val="21"/>
-        </w:rPr>
-        <w:t xml:space="preserve">Step 2:  </w:t>
-      </w:r>
-      <w:r>
-        <w:rPr>
-          <w:sz w:val="21"/>
-          <w:szCs w:val="21"/>
-        </w:rPr>
-        <w:t xml:space="preserve">Multiply: 0.20 × 150 = 30.</w:t>
-      </w:r>
-    </w:p>
-    <w:p>
-      <w:pPr>
-        <w:spacing w:after="40" w:before="60"/>
-      </w:pPr>
-      <w:r>
-        <w:rPr>
-          <w:b/>
-          <w:bCs/>
-          <w:color w:val="12355B"/>
-          <w:sz w:val="21"/>
-          <w:szCs w:val="21"/>
-        </w:rPr>
-        <w:t xml:space="preserve">Answer:  </w:t>
-      </w:r>
-      <w:r>
-        <w:rPr>
-          <w:b/>
-          <w:bCs/>
-          <w:sz w:val="21"/>
-          <w:szCs w:val="21"/>
-        </w:rPr>
-        <w:t xml:space="preserve">A. 30</w:t>
-      </w:r>
-    </w:p>
-    <w:p>
-      <w:pPr>
-        <w:pStyle w:val="Heading1"/>
-        <w:pageBreakBefore/>
-        <w:pBdr>
-          <w:bottom w:val="single" w:color="1FA6A2" w:sz="14" w:space="6"/>
-        </w:pBdr>
-        <w:spacing w:after="140" w:before="0"/>
-      </w:pPr>
-      <w:r>
-        <w:rPr>
-          <w:b/>
-          <w:bCs/>
-          <w:color w:val="12355B"/>
-          <w:sz w:val="30"/>
-          <w:szCs w:val="30"/>
-        </w:rPr>
-        <w:t xml:space="preserve">Guided Practice</w:t>
-      </w:r>
-    </w:p>
+          <w:sz w:val="22"/>
+          <w:szCs w:val="22"/>
+        </w:rPr>
+        <w:t xml:space="preserve">☐  </w:t>
+      </w:r>
+      <w:r>
+        <w:rPr>
+          <w:b/>
+          <w:bCs/>
+          <w:color w:val="12355B"/>
+          <w:sz w:val="20"/>
+          <w:szCs w:val="20"/>
+        </w:rPr>
+        <w:t xml:space="preserve">Equation — </w:t>
+      </w:r>
+      <w:r>
+        <w:rPr>
+          <w:sz w:val="20"/>
+          <w:szCs w:val="20"/>
+        </w:rPr>
+        <w:t xml:space="preserve">A math sentence with an equal sign showing both sides are the same.</w:t>
+      </w:r>
+      <w:r>
+        <w:rPr>
+          <w:i/>
+          <w:iCs/>
+          <w:color w:val="5F6F80"/>
+          <w:sz w:val="18"/>
+          <w:szCs w:val="18"/>
+        </w:rPr>
+        <w:br/>
+        <w:t xml:space="preserve">Ecuación — Una oración matemática con un signo igual que muestra que ambos lados son iguales.</w:t>
+      </w:r>
+    </w:p>
+    <w:p>
+      <w:pPr>
+        <w:spacing w:after="60"/>
+      </w:pPr>
+      <w:r>
+        <w:rPr>
+          <w:b/>
+          <w:bCs/>
+          <w:color w:val="1FA6A2"/>
+          <w:sz w:val="22"/>
+          <w:szCs w:val="22"/>
+        </w:rPr>
+        <w:t xml:space="preserve">☐  </w:t>
+      </w:r>
+      <w:r>
+        <w:rPr>
+          <w:b/>
+          <w:bCs/>
+          <w:color w:val="12355B"/>
+          <w:sz w:val="20"/>
+          <w:szCs w:val="20"/>
+        </w:rPr>
+        <w:t xml:space="preserve">Discount — </w:t>
+      </w:r>
+      <w:r>
+        <w:rPr>
+          <w:sz w:val="20"/>
+          <w:szCs w:val="20"/>
+        </w:rPr>
+        <w:t xml:space="preserve">Money taken off the first price to make it cheaper.</w:t>
+      </w:r>
+      <w:r>
+        <w:rPr>
+          <w:i/>
+          <w:iCs/>
+          <w:color w:val="5F6F80"/>
+          <w:sz w:val="18"/>
+          <w:szCs w:val="18"/>
+        </w:rPr>
+        <w:br/>
+        <w:t xml:space="preserve">Descuento — Dinero que se quita del precio original para que sea más barato.</w:t>
+      </w:r>
+    </w:p>
+    <w:tbl>
+      <w:tblPr>
+        <w:tblW w:type="pct" w:w="100%"/>
+        <w:tblBorders>
+          <w:top w:val="single" w:color="1FA6A2" w:sz="8"/>
+          <w:left w:val="single" w:color="1FA6A2" w:sz="8"/>
+          <w:bottom w:val="single" w:color="1FA6A2" w:sz="8"/>
+          <w:right w:val="single" w:color="1FA6A2" w:sz="8"/>
+          <w:insideH w:val="single" w:color="auto" w:sz="4"/>
+          <w:insideV w:val="single" w:color="auto" w:sz="4"/>
+        </w:tblBorders>
+      </w:tblPr>
+      <w:tblGrid>
+        <w:gridCol w:w="100"/>
+      </w:tblGrid>
+      <w:tr>
+        <w:tc>
+          <w:tcPr>
+            <w:shd w:fill="F7FFFD" w:color="auto" w:val="clear"/>
+            <w:tcMar>
+              <w:top w:type="dxa" w:w="120"/>
+              <w:left w:type="dxa" w:w="180"/>
+              <w:bottom w:type="dxa" w:w="120"/>
+              <w:right w:type="dxa" w:w="180"/>
+            </w:tcMar>
+          </w:tcPr>
+          <w:p>
+            <w:pPr>
+              <w:spacing w:after="50"/>
+            </w:pPr>
+            <w:r>
+              <w:rPr>
+                <w:b/>
+                <w:bCs/>
+                <w:color w:val="1FA6A2"/>
+                <w:sz w:val="20"/>
+                <w:szCs w:val="20"/>
+              </w:rPr>
+              <w:t xml:space="preserve">Say it first:  </w:t>
+            </w:r>
+            <w:r>
+              <w:rPr>
+                <w:sz w:val="20"/>
+                <w:szCs w:val="20"/>
+              </w:rPr>
+              <w:t xml:space="preserve">Say your idea to a partner or quietly to yourself before you write.</w:t>
+            </w:r>
+          </w:p>
+          <w:p>
+            <w:pPr>
+              <w:spacing w:after="60"/>
+            </w:pPr>
+            <w:r>
+              <w:rPr>
+                <w:color w:val="1A2733"/>
+                <w:sz w:val="21"/>
+                <w:szCs w:val="21"/>
+              </w:rPr>
+              <w:t xml:space="preserve">I changed ___% into the decimal ___.</w:t>
+            </w:r>
+            <w:r>
+              <w:rPr>
+                <w:i/>
+                <w:iCs/>
+                <w:color w:val="5F6F80"/>
+                <w:sz w:val="19"/>
+                <w:szCs w:val="19"/>
+              </w:rPr>
+              <w:br/>
+              <w:t xml:space="preserve">Cambié ___% al decimal ___.</w:t>
+            </w:r>
+          </w:p>
+        </w:tc>
+      </w:tr>
+    </w:tbl>
     <w:p>
       <w:pPr>
         <w:pStyle w:val="Heading2"/>
@@ -1609,181 +1695,17 @@
           <w:sz w:val="24"/>
           <w:szCs w:val="24"/>
         </w:rPr>
-        <w:t xml:space="preserve">Solve Together</w:t>
+        <w:t xml:space="preserve">3. Build Your Explanation</w:t>
       </w:r>
       <w:r>
         <w:rPr>
           <w:i/>
           <w:iCs/>
-          <w:color w:val="6B4FA0"/>
+          <w:color w:val="B97A12"/>
           <w:sz w:val="19"/>
           <w:szCs w:val="19"/>
         </w:rPr>
-        <w:t xml:space="preserve">   We Do — work with your class</w:t>
-      </w:r>
-    </w:p>
-    <w:p>
-      <w:pPr>
-        <w:keepNext/>
-        <w:spacing w:after="40" w:before="40"/>
-      </w:pPr>
-      <w:r>
-        <w:rPr>
-          <w:b/>
-          <w:bCs/>
-          <w:color w:val="12355B"/>
-          <w:sz w:val="21"/>
-          <w:szCs w:val="21"/>
-        </w:rPr>
-        <w:t xml:space="preserve">Problem:  </w:t>
-      </w:r>
-      <w:r>
-        <w:rPr>
-          <w:sz w:val="21"/>
-          <w:szCs w:val="21"/>
-        </w:rPr>
-        <w:t xml:space="preserve">What is 50% of 84?</w:t>
-      </w:r>
-    </w:p>
-    <w:p>
-      <w:pPr>
-        <w:spacing w:after="30"/>
-        <w:ind w:left="420"/>
-      </w:pPr>
-      <w:r>
-        <w:rPr>
-          <w:sz w:val="20"/>
-          <w:szCs w:val="20"/>
-        </w:rPr>
-        <w:t xml:space="preserve">A)  42</w:t>
-      </w:r>
-    </w:p>
-    <w:p>
-      <w:pPr>
-        <w:spacing w:after="30"/>
-        <w:ind w:left="420"/>
-      </w:pPr>
-      <w:r>
-        <w:rPr>
-          <w:sz w:val="20"/>
-          <w:szCs w:val="20"/>
-        </w:rPr>
-        <w:t xml:space="preserve">B)  50</w:t>
-      </w:r>
-    </w:p>
-    <w:p>
-      <w:pPr>
-        <w:spacing w:after="30"/>
-        <w:ind w:left="420"/>
-      </w:pPr>
-      <w:r>
-        <w:rPr>
-          <w:sz w:val="20"/>
-          <w:szCs w:val="20"/>
-        </w:rPr>
-        <w:t xml:space="preserve">C)  34</w:t>
-      </w:r>
-    </w:p>
-    <w:p>
-      <w:pPr>
-        <w:spacing w:after="30"/>
-        <w:ind w:left="420"/>
-      </w:pPr>
-      <w:r>
-        <w:rPr>
-          <w:sz w:val="20"/>
-          <w:szCs w:val="20"/>
-        </w:rPr>
-        <w:t xml:space="preserve">D)  168</w:t>
-      </w:r>
-    </w:p>
-    <w:p>
-      <w:pPr>
-        <w:keepNext/>
-        <w:spacing w:after="0" w:before="50"/>
-      </w:pPr>
-      <w:r>
-        <w:rPr>
-          <w:b/>
-          <w:bCs/>
-          <w:color w:val="6B4FA0"/>
-          <w:sz w:val="21"/>
-          <w:szCs w:val="21"/>
-        </w:rPr>
-        <w:t xml:space="preserve">Step 1:</w:t>
-      </w:r>
-    </w:p>
-    <w:p>
-      <w:pPr>
-        <w:pBdr>
-          <w:bottom w:val="single" w:color="AFBECC" w:sz="6"/>
-        </w:pBdr>
-        <w:spacing w:after="30" w:before="150"/>
-      </w:pPr>
-      <w:r>
-        <w:t xml:space="preserve"/>
-      </w:r>
-    </w:p>
-    <w:p>
-      <w:pPr>
-        <w:keepNext/>
-        <w:spacing w:after="0" w:before="50"/>
-      </w:pPr>
-      <w:r>
-        <w:rPr>
-          <w:b/>
-          <w:bCs/>
-          <w:color w:val="6B4FA0"/>
-          <w:sz w:val="21"/>
-          <w:szCs w:val="21"/>
-        </w:rPr>
-        <w:t xml:space="preserve">Step 2:</w:t>
-      </w:r>
-    </w:p>
-    <w:p>
-      <w:pPr>
-        <w:pBdr>
-          <w:bottom w:val="single" w:color="AFBECC" w:sz="6"/>
-        </w:pBdr>
-        <w:spacing w:after="30" w:before="150"/>
-      </w:pPr>
-      <w:r>
-        <w:t xml:space="preserve"/>
-      </w:r>
-    </w:p>
-    <w:p>
-      <w:pPr>
-        <w:keepNext/>
-        <w:spacing w:after="0" w:before="60"/>
-      </w:pPr>
-      <w:r>
-        <w:rPr>
-          <w:b/>
-          <w:bCs/>
-          <w:color w:val="12355B"/>
-          <w:sz w:val="21"/>
-          <w:szCs w:val="21"/>
-        </w:rPr>
-        <w:t xml:space="preserve">Answer:</w:t>
-      </w:r>
-    </w:p>
-    <w:p>
-      <w:pPr>
-        <w:pBdr>
-          <w:bottom w:val="single" w:color="AFBECC" w:sz="6"/>
-        </w:pBdr>
-        <w:spacing w:after="30" w:before="150"/>
-      </w:pPr>
-      <w:r>
-        <w:t xml:space="preserve"/>
-      </w:r>
-    </w:p>
-    <w:p>
-      <w:pPr>
-        <w:spacing w:after="80"/>
-      </w:pPr>
-      <w:r>
-        <w:t xml:space="preserve"/>
+        <w:t xml:space="preserve">   choose your support</w:t>
       </w:r>
     </w:p>
     <w:tbl>
@@ -1814,6 +1736,1380 @@
           </w:tcPr>
           <w:p>
             <w:pPr>
+              <w:spacing w:after="50"/>
+            </w:pPr>
+            <w:r>
+              <w:rPr>
+                <w:i/>
+                <w:iCs/>
+                <w:color w:val="5F6F80"/>
+                <w:sz w:val="19"/>
+                <w:szCs w:val="19"/>
+              </w:rPr>
+              <w:t xml:space="preserve">This model shows the parts of an explanation. It does not answer your writing question.</w:t>
+            </w:r>
+          </w:p>
+          <w:p>
+            <w:pPr>
+              <w:spacing w:after="80"/>
+            </w:pPr>
+            <w:r>
+              <w:rPr>
+                <w:b/>
+                <w:bCs/>
+                <w:color w:val="12355B"/>
+                <w:sz w:val="19"/>
+                <w:szCs w:val="19"/>
+              </w:rPr>
+              <w:t xml:space="preserve">Claim:  </w:t>
+            </w:r>
+            <w:r>
+              <w:rPr>
+                <w:sz w:val="19"/>
+                <w:szCs w:val="19"/>
+              </w:rPr>
+              <w:t xml:space="preserve">The base is 60 tickets and the part is the 25% discount we need to find.</w:t>
+            </w:r>
+          </w:p>
+          <w:p>
+            <w:pPr>
+              <w:spacing w:after="80"/>
+            </w:pPr>
+            <w:r>
+              <w:rPr>
+                <w:b/>
+                <w:bCs/>
+                <w:color w:val="12355B"/>
+                <w:sz w:val="19"/>
+                <w:szCs w:val="19"/>
+              </w:rPr>
+              <w:t xml:space="preserve">Evidence:  </w:t>
+            </w:r>
+            <w:r>
+              <w:rPr>
+                <w:sz w:val="19"/>
+                <w:szCs w:val="19"/>
+              </w:rPr>
+              <w:t xml:space="preserve">Students identify 60 as the base, the 25% discount as the part to find, and connect 'of' to the base.</w:t>
+            </w:r>
+          </w:p>
+          <w:p>
+            <w:pPr>
+              <w:spacing w:after="80"/>
+            </w:pPr>
+            <w:r>
+              <w:rPr>
+                <w:b/>
+                <w:bCs/>
+                <w:color w:val="12355B"/>
+                <w:sz w:val="19"/>
+                <w:szCs w:val="19"/>
+              </w:rPr>
+              <w:t xml:space="preserve">Reasoning:  </w:t>
+            </w:r>
+            <w:r>
+              <w:rPr>
+                <w:sz w:val="19"/>
+                <w:szCs w:val="19"/>
+              </w:rPr>
+              <w:t xml:space="preserve">This evidence connects the definition of percent to the mathematical claim.</w:t>
+            </w:r>
+          </w:p>
+        </w:tc>
+      </w:tr>
+    </w:tbl>
+    <w:p>
+      <w:pPr>
+        <w:pStyle w:val="Heading2"/>
+        <w:spacing w:after="80" w:before="180"/>
+      </w:pPr>
+      <w:r>
+        <w:rPr>
+          <w:b/>
+          <w:bCs/>
+          <w:color w:val="12355B"/>
+          <w:sz w:val="24"/>
+          <w:szCs w:val="24"/>
+        </w:rPr>
+        <w:t xml:space="preserve">Start</w:t>
+      </w:r>
+      <w:r>
+        <w:rPr>
+          <w:i/>
+          <w:iCs/>
+          <w:color w:val="1FA6A2"/>
+          <w:sz w:val="19"/>
+          <w:szCs w:val="19"/>
+        </w:rPr>
+        <w:t xml:space="preserve">   Most language support</w:t>
+      </w:r>
+    </w:p>
+    <w:p>
+      <w:pPr>
+        <w:spacing w:after="60"/>
+      </w:pPr>
+      <w:r>
+        <w:rPr>
+          <w:color w:val="1A2733"/>
+          <w:sz w:val="21"/>
+          <w:szCs w:val="21"/>
+        </w:rPr>
+        <w:t xml:space="preserve">Complete the frames. Use the word bank.</w:t>
+      </w:r>
+      <w:r>
+        <w:rPr>
+          <w:i/>
+          <w:iCs/>
+          <w:color w:val="5F6F80"/>
+          <w:sz w:val="19"/>
+          <w:szCs w:val="19"/>
+        </w:rPr>
+        <w:br/>
+        <w:t xml:space="preserve">Completa las oraciones. Usa el banco de palabras.</w:t>
+      </w:r>
+    </w:p>
+    <w:p>
+      <w:pPr>
+        <w:spacing w:after="60"/>
+      </w:pPr>
+      <w:r>
+        <w:rPr>
+          <w:color w:val="1A2733"/>
+          <w:sz w:val="21"/>
+          <w:szCs w:val="21"/>
+        </w:rPr>
+        <w:t xml:space="preserve">I changed ___% into the decimal ___.</w:t>
+      </w:r>
+      <w:r>
+        <w:rPr>
+          <w:i/>
+          <w:iCs/>
+          <w:color w:val="5F6F80"/>
+          <w:sz w:val="19"/>
+          <w:szCs w:val="19"/>
+        </w:rPr>
+        <w:br/>
+        <w:t xml:space="preserve">Cambié ___% al decimal ___.</w:t>
+      </w:r>
+    </w:p>
+    <w:p>
+      <w:pPr>
+        <w:spacing w:after="60"/>
+      </w:pPr>
+      <w:r>
+        <w:rPr>
+          <w:color w:val="1A2733"/>
+          <w:sz w:val="21"/>
+          <w:szCs w:val="21"/>
+        </w:rPr>
+        <w:t xml:space="preserve">Then I multiplied ___ x ___ = ___ (the part).</w:t>
+      </w:r>
+      <w:r>
+        <w:rPr>
+          <w:i/>
+          <w:iCs/>
+          <w:color w:val="5F6F80"/>
+          <w:sz w:val="19"/>
+          <w:szCs w:val="19"/>
+        </w:rPr>
+        <w:br/>
+        <w:t xml:space="preserve">Luego multipliqué ___ x ___ = ___ (la parte).</w:t>
+      </w:r>
+    </w:p>
+    <w:tbl>
+      <w:tblPr>
+        <w:tblW w:type="pct" w:w="100%"/>
+        <w:tblBorders>
+          <w:top w:val="single" w:color="C7D2DD" w:sz="6"/>
+          <w:left w:val="single" w:color="C7D2DD" w:sz="6"/>
+          <w:bottom w:val="single" w:color="C7D2DD" w:sz="6"/>
+          <w:right w:val="single" w:color="C7D2DD" w:sz="6"/>
+          <w:insideH w:val="single" w:color="auto" w:sz="4"/>
+          <w:insideV w:val="single" w:color="auto" w:sz="4"/>
+        </w:tblBorders>
+      </w:tblPr>
+      <w:tblGrid>
+        <w:gridCol w:w="100"/>
+      </w:tblGrid>
+      <w:tr>
+        <w:tc>
+          <w:tcPr>
+            <w:shd w:fill="FBF3E2" w:color="auto" w:val="clear"/>
+            <w:tcMar>
+              <w:top w:type="dxa" w:w="60"/>
+              <w:left w:type="dxa" w:w="120"/>
+              <w:bottom w:type="dxa" w:w="60"/>
+              <w:right w:type="dxa" w:w="120"/>
+            </w:tcMar>
+          </w:tcPr>
+          <w:p>
+            <w:pPr>
+              <w:spacing w:after="0" w:line="320"/>
+            </w:pPr>
+            <w:r>
+              <w:t xml:space="preserve"/>
+            </w:r>
+          </w:p>
+          <w:p>
+            <w:pPr>
+              <w:spacing w:after="0" w:line="320"/>
+            </w:pPr>
+            <w:r>
+              <w:t xml:space="preserve"/>
+            </w:r>
+          </w:p>
+          <w:p>
+            <w:pPr>
+              <w:spacing w:after="0" w:line="320"/>
+            </w:pPr>
+            <w:r>
+              <w:t xml:space="preserve"/>
+            </w:r>
+          </w:p>
+        </w:tc>
+      </w:tr>
+    </w:tbl>
+    <w:p>
+      <w:pPr>
+        <w:pStyle w:val="Heading2"/>
+        <w:spacing w:after="80" w:before="180"/>
+      </w:pPr>
+      <w:r>
+        <w:rPr>
+          <w:b/>
+          <w:bCs/>
+          <w:color w:val="12355B"/>
+          <w:sz w:val="24"/>
+          <w:szCs w:val="24"/>
+        </w:rPr>
+        <w:t xml:space="preserve">Build</w:t>
+      </w:r>
+      <w:r>
+        <w:rPr>
+          <w:i/>
+          <w:iCs/>
+          <w:color w:val="B97A12"/>
+          <w:sz w:val="19"/>
+          <w:szCs w:val="19"/>
+        </w:rPr>
+        <w:t xml:space="preserve">   Some language support</w:t>
+      </w:r>
+    </w:p>
+    <w:p>
+      <w:pPr>
+        <w:spacing w:after="60"/>
+      </w:pPr>
+      <w:r>
+        <w:rPr>
+          <w:color w:val="1A2733"/>
+          <w:sz w:val="21"/>
+          <w:szCs w:val="21"/>
+        </w:rPr>
+        <w:t xml:space="preserve">Write two connected sentences. Use because, so, or but.</w:t>
+      </w:r>
+      <w:r>
+        <w:rPr>
+          <w:i/>
+          <w:iCs/>
+          <w:color w:val="5F6F80"/>
+          <w:sz w:val="19"/>
+          <w:szCs w:val="19"/>
+        </w:rPr>
+        <w:br/>
+        <w:t xml:space="preserve">Escribe dos oraciones conectadas. Usa porque, entonces o pero.</w:t>
+      </w:r>
+    </w:p>
+    <w:p>
+      <w:pPr>
+        <w:spacing w:after="60"/>
+      </w:pPr>
+      <w:r>
+        <w:rPr>
+          <w:color w:val="1A2733"/>
+          <w:sz w:val="21"/>
+          <w:szCs w:val="21"/>
+        </w:rPr>
+        <w:t xml:space="preserve">My claim is ___.</w:t>
+      </w:r>
+      <w:r>
+        <w:rPr>
+          <w:i/>
+          <w:iCs/>
+          <w:color w:val="5F6F80"/>
+          <w:sz w:val="19"/>
+          <w:szCs w:val="19"/>
+        </w:rPr>
+        <w:br/>
+        <w:t xml:space="preserve">Mi afirmación es ___.</w:t>
+      </w:r>
+    </w:p>
+    <w:p>
+      <w:pPr>
+        <w:spacing w:after="60"/>
+      </w:pPr>
+      <w:r>
+        <w:rPr>
+          <w:color w:val="1A2733"/>
+          <w:sz w:val="21"/>
+          <w:szCs w:val="21"/>
+        </w:rPr>
+        <w:t xml:space="preserve">I know because ___.</w:t>
+      </w:r>
+      <w:r>
+        <w:rPr>
+          <w:i/>
+          <w:iCs/>
+          <w:color w:val="5F6F80"/>
+          <w:sz w:val="19"/>
+          <w:szCs w:val="19"/>
+        </w:rPr>
+        <w:br/>
+        <w:t xml:space="preserve">Lo sé porque ___.</w:t>
+      </w:r>
+    </w:p>
+    <w:p>
+      <w:pPr>
+        <w:spacing w:after="60"/>
+      </w:pPr>
+      <w:r>
+        <w:rPr>
+          <w:color w:val="1A2733"/>
+          <w:sz w:val="21"/>
+          <w:szCs w:val="21"/>
+        </w:rPr>
+        <w:t xml:space="preserve">So ___.</w:t>
+      </w:r>
+      <w:r>
+        <w:rPr>
+          <w:i/>
+          <w:iCs/>
+          <w:color w:val="5F6F80"/>
+          <w:sz w:val="19"/>
+          <w:szCs w:val="19"/>
+        </w:rPr>
+        <w:br/>
+        <w:t xml:space="preserve">Entonces ___.</w:t>
+      </w:r>
+    </w:p>
+    <w:tbl>
+      <w:tblPr>
+        <w:tblW w:type="pct" w:w="100%"/>
+        <w:tblBorders>
+          <w:top w:val="single" w:color="C7D2DD" w:sz="6"/>
+          <w:left w:val="single" w:color="C7D2DD" w:sz="6"/>
+          <w:bottom w:val="single" w:color="C7D2DD" w:sz="6"/>
+          <w:right w:val="single" w:color="C7D2DD" w:sz="6"/>
+          <w:insideH w:val="single" w:color="auto" w:sz="4"/>
+          <w:insideV w:val="single" w:color="auto" w:sz="4"/>
+        </w:tblBorders>
+      </w:tblPr>
+      <w:tblGrid>
+        <w:gridCol w:w="100"/>
+      </w:tblGrid>
+      <w:tr>
+        <w:tc>
+          <w:tcPr>
+            <w:shd w:fill="FBF3E2" w:color="auto" w:val="clear"/>
+            <w:tcMar>
+              <w:top w:type="dxa" w:w="60"/>
+              <w:left w:type="dxa" w:w="120"/>
+              <w:bottom w:type="dxa" w:w="60"/>
+              <w:right w:type="dxa" w:w="120"/>
+            </w:tcMar>
+          </w:tcPr>
+          <w:p>
+            <w:pPr>
+              <w:spacing w:after="0" w:line="320"/>
+            </w:pPr>
+            <w:r>
+              <w:t xml:space="preserve"/>
+            </w:r>
+          </w:p>
+          <w:p>
+            <w:pPr>
+              <w:spacing w:after="0" w:line="320"/>
+            </w:pPr>
+            <w:r>
+              <w:t xml:space="preserve"/>
+            </w:r>
+          </w:p>
+          <w:p>
+            <w:pPr>
+              <w:spacing w:after="0" w:line="320"/>
+            </w:pPr>
+            <w:r>
+              <w:t xml:space="preserve"/>
+            </w:r>
+          </w:p>
+        </w:tc>
+      </w:tr>
+    </w:tbl>
+    <w:p>
+      <w:pPr>
+        <w:pStyle w:val="Heading2"/>
+        <w:spacing w:after="80" w:before="180"/>
+      </w:pPr>
+      <w:r>
+        <w:rPr>
+          <w:b/>
+          <w:bCs/>
+          <w:color w:val="12355B"/>
+          <w:sz w:val="24"/>
+          <w:szCs w:val="24"/>
+        </w:rPr>
+        <w:t xml:space="preserve">Explain</w:t>
+      </w:r>
+      <w:r>
+        <w:rPr>
+          <w:i/>
+          <w:iCs/>
+          <w:color w:val="B97A12"/>
+          <w:sz w:val="19"/>
+          <w:szCs w:val="19"/>
+        </w:rPr>
+        <w:t xml:space="preserve">   Light language support</w:t>
+      </w:r>
+    </w:p>
+    <w:p>
+      <w:pPr>
+        <w:spacing w:after="60"/>
+      </w:pPr>
+      <w:r>
+        <w:rPr>
+          <w:color w:val="1A2733"/>
+          <w:sz w:val="21"/>
+          <w:szCs w:val="21"/>
+        </w:rPr>
+        <w:t xml:space="preserve">Write a claim, give math evidence, and explain your reasoning.</w:t>
+      </w:r>
+      <w:r>
+        <w:rPr>
+          <w:i/>
+          <w:iCs/>
+          <w:color w:val="5F6F80"/>
+          <w:sz w:val="19"/>
+          <w:szCs w:val="19"/>
+        </w:rPr>
+        <w:br/>
+        <w:t xml:space="preserve">Escribe una afirmación, da evidencia matemática y explica tu razonamiento.</w:t>
+      </w:r>
+    </w:p>
+    <w:p>
+      <w:pPr>
+        <w:spacing w:after="60"/>
+      </w:pPr>
+      <w:r>
+        <w:rPr>
+          <w:color w:val="1A2733"/>
+          <w:sz w:val="21"/>
+          <w:szCs w:val="21"/>
+        </w:rPr>
+        <w:t xml:space="preserve">My claim is ___.</w:t>
+      </w:r>
+      <w:r>
+        <w:rPr>
+          <w:i/>
+          <w:iCs/>
+          <w:color w:val="5F6F80"/>
+          <w:sz w:val="19"/>
+          <w:szCs w:val="19"/>
+        </w:rPr>
+        <w:br/>
+        <w:t xml:space="preserve">Mi afirmación es ___.</w:t>
+      </w:r>
+    </w:p>
+    <w:p>
+      <w:pPr>
+        <w:spacing w:after="60"/>
+      </w:pPr>
+      <w:r>
+        <w:rPr>
+          <w:color w:val="1A2733"/>
+          <w:sz w:val="21"/>
+          <w:szCs w:val="21"/>
+        </w:rPr>
+        <w:t xml:space="preserve">My math evidence is ___.</w:t>
+      </w:r>
+      <w:r>
+        <w:rPr>
+          <w:i/>
+          <w:iCs/>
+          <w:color w:val="5F6F80"/>
+          <w:sz w:val="19"/>
+          <w:szCs w:val="19"/>
+        </w:rPr>
+        <w:br/>
+        <w:t xml:space="preserve">Mi evidencia matemática es ___.</w:t>
+      </w:r>
+    </w:p>
+    <w:p>
+      <w:pPr>
+        <w:spacing w:after="60"/>
+      </w:pPr>
+      <w:r>
+        <w:rPr>
+          <w:color w:val="1A2733"/>
+          <w:sz w:val="21"/>
+          <w:szCs w:val="21"/>
+        </w:rPr>
+        <w:t xml:space="preserve">This proves ___ because ___.</w:t>
+      </w:r>
+      <w:r>
+        <w:rPr>
+          <w:i/>
+          <w:iCs/>
+          <w:color w:val="5F6F80"/>
+          <w:sz w:val="19"/>
+          <w:szCs w:val="19"/>
+        </w:rPr>
+        <w:br/>
+        <w:t xml:space="preserve">Esto demuestra ___ porque ___.</w:t>
+      </w:r>
+    </w:p>
+    <w:tbl>
+      <w:tblPr>
+        <w:tblW w:type="pct" w:w="100%"/>
+        <w:tblBorders>
+          <w:top w:val="single" w:color="C7D2DD" w:sz="6"/>
+          <w:left w:val="single" w:color="C7D2DD" w:sz="6"/>
+          <w:bottom w:val="single" w:color="C7D2DD" w:sz="6"/>
+          <w:right w:val="single" w:color="C7D2DD" w:sz="6"/>
+          <w:insideH w:val="single" w:color="auto" w:sz="4"/>
+          <w:insideV w:val="single" w:color="auto" w:sz="4"/>
+        </w:tblBorders>
+      </w:tblPr>
+      <w:tblGrid>
+        <w:gridCol w:w="100"/>
+      </w:tblGrid>
+      <w:tr>
+        <w:tc>
+          <w:tcPr>
+            <w:shd w:fill="FBF3E2" w:color="auto" w:val="clear"/>
+            <w:tcMar>
+              <w:top w:type="dxa" w:w="60"/>
+              <w:left w:type="dxa" w:w="120"/>
+              <w:bottom w:type="dxa" w:w="60"/>
+              <w:right w:type="dxa" w:w="120"/>
+            </w:tcMar>
+          </w:tcPr>
+          <w:p>
+            <w:pPr>
+              <w:spacing w:after="0" w:line="320"/>
+            </w:pPr>
+            <w:r>
+              <w:t xml:space="preserve"/>
+            </w:r>
+          </w:p>
+          <w:p>
+            <w:pPr>
+              <w:spacing w:after="0" w:line="320"/>
+            </w:pPr>
+            <w:r>
+              <w:t xml:space="preserve"/>
+            </w:r>
+          </w:p>
+          <w:p>
+            <w:pPr>
+              <w:spacing w:after="0" w:line="320"/>
+            </w:pPr>
+            <w:r>
+              <w:t xml:space="preserve"/>
+            </w:r>
+          </w:p>
+          <w:p>
+            <w:pPr>
+              <w:spacing w:after="0" w:line="320"/>
+            </w:pPr>
+            <w:r>
+              <w:t xml:space="preserve"/>
+            </w:r>
+          </w:p>
+          <w:p>
+            <w:pPr>
+              <w:spacing w:after="0" w:line="320"/>
+            </w:pPr>
+            <w:r>
+              <w:t xml:space="preserve"/>
+            </w:r>
+          </w:p>
+        </w:tc>
+      </w:tr>
+    </w:tbl>
+    <w:p>
+      <w:pPr>
+        <w:pStyle w:val="Heading2"/>
+        <w:spacing w:after="80" w:before="180"/>
+      </w:pPr>
+      <w:r>
+        <w:rPr>
+          <w:b/>
+          <w:bCs/>
+          <w:color w:val="12355B"/>
+          <w:sz w:val="24"/>
+          <w:szCs w:val="24"/>
+        </w:rPr>
+        <w:t xml:space="preserve">4. Check Your Explanation</w:t>
+      </w:r>
+      <w:r>
+        <w:rPr>
+          <w:i/>
+          <w:iCs/>
+          <w:color w:val="1FA6A2"/>
+          <w:sz w:val="19"/>
+          <w:szCs w:val="19"/>
+        </w:rPr>
+        <w:t xml:space="preserve">   five quick checks</w:t>
+      </w:r>
+    </w:p>
+    <w:p>
+      <w:pPr>
+        <w:spacing w:after="80"/>
+      </w:pPr>
+      <w:r>
+        <w:rPr>
+          <w:b/>
+          <w:bCs/>
+          <w:color w:val="1FA6A2"/>
+          <w:sz w:val="22"/>
+          <w:szCs w:val="22"/>
+        </w:rPr>
+        <w:t xml:space="preserve">☐  </w:t>
+      </w:r>
+      <w:r>
+        <w:rPr>
+          <w:sz w:val="20"/>
+          <w:szCs w:val="20"/>
+        </w:rPr>
+        <w:t xml:space="preserve">I answered the question.</w:t>
+      </w:r>
+      <w:r>
+        <w:rPr>
+          <w:i/>
+          <w:iCs/>
+          <w:color w:val="5F6F80"/>
+          <w:sz w:val="18"/>
+          <w:szCs w:val="18"/>
+        </w:rPr>
+        <w:br/>
+        <w:t xml:space="preserve">Respondí la pregunta.</w:t>
+      </w:r>
+    </w:p>
+    <w:p>
+      <w:pPr>
+        <w:spacing w:after="80"/>
+      </w:pPr>
+      <w:r>
+        <w:rPr>
+          <w:b/>
+          <w:bCs/>
+          <w:color w:val="1FA6A2"/>
+          <w:sz w:val="22"/>
+          <w:szCs w:val="22"/>
+        </w:rPr>
+        <w:t xml:space="preserve">☐  </w:t>
+      </w:r>
+      <w:r>
+        <w:rPr>
+          <w:sz w:val="20"/>
+          <w:szCs w:val="20"/>
+        </w:rPr>
+        <w:t xml:space="preserve">I used math evidence: numbers, an equation, a model, or a comparison.</w:t>
+      </w:r>
+      <w:r>
+        <w:rPr>
+          <w:i/>
+          <w:iCs/>
+          <w:color w:val="5F6F80"/>
+          <w:sz w:val="18"/>
+          <w:szCs w:val="18"/>
+        </w:rPr>
+        <w:br/>
+        <w:t xml:space="preserve">Usé evidencia matemática: números, una ecuación, un modelo o una comparación.</w:t>
+      </w:r>
+    </w:p>
+    <w:p>
+      <w:pPr>
+        <w:spacing w:after="80"/>
+      </w:pPr>
+      <w:r>
+        <w:rPr>
+          <w:b/>
+          <w:bCs/>
+          <w:color w:val="1FA6A2"/>
+          <w:sz w:val="22"/>
+          <w:szCs w:val="22"/>
+        </w:rPr>
+        <w:t xml:space="preserve">☐  </w:t>
+      </w:r>
+      <w:r>
+        <w:rPr>
+          <w:sz w:val="20"/>
+          <w:szCs w:val="20"/>
+        </w:rPr>
+        <w:t xml:space="preserve">I explained how the evidence proves my answer.</w:t>
+      </w:r>
+      <w:r>
+        <w:rPr>
+          <w:i/>
+          <w:iCs/>
+          <w:color w:val="5F6F80"/>
+          <w:sz w:val="18"/>
+          <w:szCs w:val="18"/>
+        </w:rPr>
+        <w:br/>
+        <w:t xml:space="preserve">Expliqué cómo la evidencia demuestra mi respuesta.</w:t>
+      </w:r>
+    </w:p>
+    <w:p>
+      <w:pPr>
+        <w:spacing w:after="80"/>
+      </w:pPr>
+      <w:r>
+        <w:rPr>
+          <w:b/>
+          <w:bCs/>
+          <w:color w:val="1FA6A2"/>
+          <w:sz w:val="22"/>
+          <w:szCs w:val="22"/>
+        </w:rPr>
+        <w:t xml:space="preserve">☐  </w:t>
+      </w:r>
+      <w:r>
+        <w:rPr>
+          <w:sz w:val="20"/>
+          <w:szCs w:val="20"/>
+        </w:rPr>
+        <w:t xml:space="preserve">I used at least two math words.</w:t>
+      </w:r>
+      <w:r>
+        <w:rPr>
+          <w:i/>
+          <w:iCs/>
+          <w:color w:val="5F6F80"/>
+          <w:sz w:val="18"/>
+          <w:szCs w:val="18"/>
+        </w:rPr>
+        <w:br/>
+        <w:t xml:space="preserve">Usé por lo menos dos palabras matemáticas.</w:t>
+      </w:r>
+    </w:p>
+    <w:p>
+      <w:pPr>
+        <w:spacing w:after="80"/>
+      </w:pPr>
+      <w:r>
+        <w:rPr>
+          <w:b/>
+          <w:bCs/>
+          <w:color w:val="1FA6A2"/>
+          <w:sz w:val="22"/>
+          <w:szCs w:val="22"/>
+        </w:rPr>
+        <w:t xml:space="preserve">☐  </w:t>
+      </w:r>
+      <w:r>
+        <w:rPr>
+          <w:sz w:val="20"/>
+          <w:szCs w:val="20"/>
+        </w:rPr>
+        <w:t xml:space="preserve">I reread complete sentences and punctuation.</w:t>
+      </w:r>
+      <w:r>
+        <w:rPr>
+          <w:i/>
+          <w:iCs/>
+          <w:color w:val="5F6F80"/>
+          <w:sz w:val="18"/>
+          <w:szCs w:val="18"/>
+        </w:rPr>
+        <w:br/>
+        <w:t xml:space="preserve">Volví a leer mis oraciones completas y la puntuación.</w:t>
+      </w:r>
+    </w:p>
+    <w:p>
+      <w:pPr>
+        <w:pStyle w:val="Heading1"/>
+        <w:pageBreakBefore/>
+        <w:pBdr>
+          <w:bottom w:val="single" w:color="1FA6A2" w:sz="14" w:space="6"/>
+        </w:pBdr>
+        <w:spacing w:after="140" w:before="0"/>
+      </w:pPr>
+      <w:r>
+        <w:rPr>
+          <w:b/>
+          <w:bCs/>
+          <w:color w:val="12355B"/>
+          <w:sz w:val="30"/>
+          <w:szCs w:val="30"/>
+        </w:rPr>
+        <w:t xml:space="preserve">Worked Example</w:t>
+      </w:r>
+    </w:p>
+    <w:p>
+      <w:pPr>
+        <w:pStyle w:val="Heading2"/>
+        <w:spacing w:after="80" w:before="180"/>
+      </w:pPr>
+      <w:r>
+        <w:rPr>
+          <w:b/>
+          <w:bCs/>
+          <w:color w:val="12355B"/>
+          <w:sz w:val="24"/>
+          <w:szCs w:val="24"/>
+        </w:rPr>
+        <w:t xml:space="preserve">Watch &amp; Read</w:t>
+      </w:r>
+      <w:r>
+        <w:rPr>
+          <w:i/>
+          <w:iCs/>
+          <w:color w:val="1FA6A2"/>
+          <w:sz w:val="19"/>
+          <w:szCs w:val="19"/>
+        </w:rPr>
+        <w:t xml:space="preserve">   I Do — follow along with your teacher</w:t>
+      </w:r>
+    </w:p>
+    <w:tbl>
+      <w:tblPr>
+        <w:tblW w:type="pct" w:w="100%"/>
+        <w:tblBorders>
+          <w:top w:val="single" w:color="1FA6A2" w:sz="8"/>
+          <w:left w:val="single" w:color="1FA6A2" w:sz="8"/>
+          <w:bottom w:val="single" w:color="1FA6A2" w:sz="8"/>
+          <w:right w:val="single" w:color="1FA6A2" w:sz="8"/>
+          <w:insideH w:val="single" w:color="auto" w:sz="4"/>
+          <w:insideV w:val="single" w:color="auto" w:sz="4"/>
+        </w:tblBorders>
+      </w:tblPr>
+      <w:tblGrid>
+        <w:gridCol w:w="100"/>
+      </w:tblGrid>
+      <w:tr>
+        <w:tc>
+          <w:tcPr>
+            <w:shd w:fill="E6F4F3" w:color="auto" w:val="clear"/>
+            <w:tcMar>
+              <w:top w:type="dxa" w:w="120"/>
+              <w:left w:type="dxa" w:w="180"/>
+              <w:bottom w:type="dxa" w:w="120"/>
+              <w:right w:type="dxa" w:w="180"/>
+            </w:tcMar>
+          </w:tcPr>
+          <w:p>
+            <w:pPr>
+              <w:spacing w:after="60"/>
+            </w:pPr>
+            <w:r>
+              <w:rPr>
+                <w:b/>
+                <w:bCs/>
+                <w:color w:val="12355B"/>
+                <w:sz w:val="22"/>
+                <w:szCs w:val="22"/>
+              </w:rPr>
+              <w:t xml:space="preserve">Arcade Builder Challenge</w:t>
+            </w:r>
+          </w:p>
+          <w:p>
+            <w:pPr>
+              <w:spacing w:after="0"/>
+            </w:pPr>
+            <w:r>
+              <w:rPr>
+                <w:sz w:val="21"/>
+                <w:szCs w:val="21"/>
+              </w:rPr>
+              <w:t xml:space="preserve">It's Discount Day at the arcade! Different games are offering percent-off deals on ticket prices. The claw machine is 25% off its usual 60-ticket price, and the racing game is 40% off 80 tickets. You need to calculate the discounts to figure out how many tickets each game actually costs!</w:t>
+            </w:r>
+          </w:p>
+        </w:tc>
+      </w:tr>
+    </w:tbl>
+    <w:p>
+      <w:pPr>
+        <w:spacing w:after="80"/>
+      </w:pPr>
+      <w:r>
+        <w:t xml:space="preserve"/>
+      </w:r>
+    </w:p>
+    <w:p>
+      <w:pPr>
+        <w:spacing w:after="50" w:before="60"/>
+      </w:pPr>
+      <w:r>
+        <w:rPr>
+          <w:b/>
+          <w:bCs/>
+          <w:color w:val="12355B"/>
+          <w:sz w:val="21"/>
+          <w:szCs w:val="21"/>
+        </w:rPr>
+        <w:t xml:space="preserve">Think about:</w:t>
+      </w:r>
+    </w:p>
+    <w:p>
+      <w:pPr>
+        <w:spacing w:after="40"/>
+        <w:ind w:left="300"/>
+      </w:pPr>
+      <w:r>
+        <w:rPr>
+          <w:sz w:val="20"/>
+          <w:szCs w:val="20"/>
+        </w:rPr>
+        <w:t xml:space="preserve">•  What information do you need to find the discount amount?</w:t>
+      </w:r>
+    </w:p>
+    <w:p>
+      <w:pPr>
+        <w:spacing w:after="40"/>
+        <w:ind w:left="300"/>
+      </w:pPr>
+      <w:r>
+        <w:rPr>
+          <w:sz w:val="20"/>
+          <w:szCs w:val="20"/>
+        </w:rPr>
+        <w:t xml:space="preserve">•  How is finding 25% of 60 different from finding 40% of 80?</w:t>
+      </w:r>
+    </w:p>
+    <w:p>
+      <w:pPr>
+        <w:spacing w:after="40"/>
+        <w:ind w:left="300"/>
+      </w:pPr>
+      <w:r>
+        <w:rPr>
+          <w:sz w:val="20"/>
+          <w:szCs w:val="20"/>
+        </w:rPr>
+        <w:t xml:space="preserve">•  Is there more than one way to find a percent of a number?</w:t>
+      </w:r>
+    </w:p>
+    <w:p>
+      <w:pPr>
+        <w:spacing w:after="40"/>
+        <w:ind w:left="300"/>
+      </w:pPr>
+      <w:r>
+        <w:rPr>
+          <w:sz w:val="20"/>
+          <w:szCs w:val="20"/>
+        </w:rPr>
+        <w:t xml:space="preserve">•  How does a bar model help you see the percent of a number?</w:t>
+      </w:r>
+    </w:p>
+    <w:p>
+      <w:pPr>
+        <w:pStyle w:val="Heading2"/>
+        <w:spacing w:after="80" w:before="180"/>
+      </w:pPr>
+      <w:r>
+        <w:rPr>
+          <w:b/>
+          <w:bCs/>
+          <w:color w:val="12355B"/>
+          <w:sz w:val="24"/>
+          <w:szCs w:val="24"/>
+        </w:rPr>
+        <w:t xml:space="preserve">Solved Example</w:t>
+      </w:r>
+      <w:r>
+        <w:rPr>
+          <w:i/>
+          <w:iCs/>
+          <w:color w:val="1FA6A2"/>
+          <w:sz w:val="19"/>
+          <w:szCs w:val="19"/>
+        </w:rPr>
+        <w:t xml:space="preserve">   I Do — watch each step</w:t>
+      </w:r>
+    </w:p>
+    <w:p>
+      <w:pPr>
+        <w:keepNext/>
+        <w:spacing w:after="40"/>
+      </w:pPr>
+      <w:r>
+        <w:rPr>
+          <w:b/>
+          <w:bCs/>
+          <w:color w:val="12355B"/>
+          <w:sz w:val="21"/>
+          <w:szCs w:val="21"/>
+        </w:rPr>
+        <w:t xml:space="preserve">Problem:  </w:t>
+      </w:r>
+      <w:r>
+        <w:rPr>
+          <w:sz w:val="21"/>
+          <w:szCs w:val="21"/>
+        </w:rPr>
+        <w:t xml:space="preserve">What is 20% of 150?</w:t>
+      </w:r>
+    </w:p>
+    <w:p>
+      <w:pPr>
+        <w:spacing w:after="30"/>
+        <w:ind w:left="420"/>
+      </w:pPr>
+      <w:r>
+        <w:rPr>
+          <w:sz w:val="20"/>
+          <w:szCs w:val="20"/>
+        </w:rPr>
+        <w:t xml:space="preserve">A)  30</w:t>
+      </w:r>
+    </w:p>
+    <w:p>
+      <w:pPr>
+        <w:spacing w:after="30"/>
+        <w:ind w:left="420"/>
+      </w:pPr>
+      <w:r>
+        <w:rPr>
+          <w:sz w:val="20"/>
+          <w:szCs w:val="20"/>
+        </w:rPr>
+        <w:t xml:space="preserve">B)  20</w:t>
+      </w:r>
+    </w:p>
+    <w:p>
+      <w:pPr>
+        <w:spacing w:after="30"/>
+        <w:ind w:left="420"/>
+      </w:pPr>
+      <w:r>
+        <w:rPr>
+          <w:sz w:val="20"/>
+          <w:szCs w:val="20"/>
+        </w:rPr>
+        <w:t xml:space="preserve">C)  35</w:t>
+      </w:r>
+    </w:p>
+    <w:p>
+      <w:pPr>
+        <w:spacing w:after="30"/>
+        <w:ind w:left="420"/>
+      </w:pPr>
+      <w:r>
+        <w:rPr>
+          <w:sz w:val="20"/>
+          <w:szCs w:val="20"/>
+        </w:rPr>
+        <w:t xml:space="preserve">D)  75</w:t>
+      </w:r>
+    </w:p>
+    <w:p>
+      <w:pPr>
+        <w:spacing w:after="20" w:before="50"/>
+      </w:pPr>
+      <w:r>
+        <w:rPr>
+          <w:b/>
+          <w:bCs/>
+          <w:color w:val="1FA6A2"/>
+          <w:sz w:val="21"/>
+          <w:szCs w:val="21"/>
+        </w:rPr>
+        <w:t xml:space="preserve">Step 1:  </w:t>
+      </w:r>
+      <w:r>
+        <w:rPr>
+          <w:sz w:val="21"/>
+          <w:szCs w:val="21"/>
+        </w:rPr>
+        <w:t xml:space="preserve">20% = 0.20.</w:t>
+      </w:r>
+    </w:p>
+    <w:p>
+      <w:pPr>
+        <w:spacing w:after="20" w:before="50"/>
+      </w:pPr>
+      <w:r>
+        <w:rPr>
+          <w:b/>
+          <w:bCs/>
+          <w:color w:val="1FA6A2"/>
+          <w:sz w:val="21"/>
+          <w:szCs w:val="21"/>
+        </w:rPr>
+        <w:t xml:space="preserve">Step 2:  </w:t>
+      </w:r>
+      <w:r>
+        <w:rPr>
+          <w:sz w:val="21"/>
+          <w:szCs w:val="21"/>
+        </w:rPr>
+        <w:t xml:space="preserve">Multiply: 0.20 × 150 = 30.</w:t>
+      </w:r>
+    </w:p>
+    <w:p>
+      <w:pPr>
+        <w:spacing w:after="40" w:before="60"/>
+      </w:pPr>
+      <w:r>
+        <w:rPr>
+          <w:b/>
+          <w:bCs/>
+          <w:color w:val="12355B"/>
+          <w:sz w:val="21"/>
+          <w:szCs w:val="21"/>
+        </w:rPr>
+        <w:t xml:space="preserve">Answer:  </w:t>
+      </w:r>
+      <w:r>
+        <w:rPr>
+          <w:b/>
+          <w:bCs/>
+          <w:sz w:val="21"/>
+          <w:szCs w:val="21"/>
+        </w:rPr>
+        <w:t xml:space="preserve">A. 30</w:t>
+      </w:r>
+    </w:p>
+    <w:p>
+      <w:pPr>
+        <w:pStyle w:val="Heading1"/>
+        <w:pageBreakBefore/>
+        <w:pBdr>
+          <w:bottom w:val="single" w:color="1FA6A2" w:sz="14" w:space="6"/>
+        </w:pBdr>
+        <w:spacing w:after="140" w:before="0"/>
+      </w:pPr>
+      <w:r>
+        <w:rPr>
+          <w:b/>
+          <w:bCs/>
+          <w:color w:val="12355B"/>
+          <w:sz w:val="30"/>
+          <w:szCs w:val="30"/>
+        </w:rPr>
+        <w:t xml:space="preserve">Guided Practice</w:t>
+      </w:r>
+    </w:p>
+    <w:p>
+      <w:pPr>
+        <w:pStyle w:val="Heading2"/>
+        <w:spacing w:after="80" w:before="180"/>
+      </w:pPr>
+      <w:r>
+        <w:rPr>
+          <w:b/>
+          <w:bCs/>
+          <w:color w:val="12355B"/>
+          <w:sz w:val="24"/>
+          <w:szCs w:val="24"/>
+        </w:rPr>
+        <w:t xml:space="preserve">Solve Together</w:t>
+      </w:r>
+      <w:r>
+        <w:rPr>
+          <w:i/>
+          <w:iCs/>
+          <w:color w:val="6B4FA0"/>
+          <w:sz w:val="19"/>
+          <w:szCs w:val="19"/>
+        </w:rPr>
+        <w:t xml:space="preserve">   We Do — work with your class</w:t>
+      </w:r>
+    </w:p>
+    <w:p>
+      <w:pPr>
+        <w:keepNext/>
+        <w:spacing w:after="40" w:before="40"/>
+      </w:pPr>
+      <w:r>
+        <w:rPr>
+          <w:b/>
+          <w:bCs/>
+          <w:color w:val="12355B"/>
+          <w:sz w:val="21"/>
+          <w:szCs w:val="21"/>
+        </w:rPr>
+        <w:t xml:space="preserve">Problem:  </w:t>
+      </w:r>
+      <w:r>
+        <w:rPr>
+          <w:sz w:val="21"/>
+          <w:szCs w:val="21"/>
+        </w:rPr>
+        <w:t xml:space="preserve">What is 50% of 84?</w:t>
+      </w:r>
+    </w:p>
+    <w:p>
+      <w:pPr>
+        <w:spacing w:after="30"/>
+        <w:ind w:left="420"/>
+      </w:pPr>
+      <w:r>
+        <w:rPr>
+          <w:sz w:val="20"/>
+          <w:szCs w:val="20"/>
+        </w:rPr>
+        <w:t xml:space="preserve">A)  42</w:t>
+      </w:r>
+    </w:p>
+    <w:p>
+      <w:pPr>
+        <w:spacing w:after="30"/>
+        <w:ind w:left="420"/>
+      </w:pPr>
+      <w:r>
+        <w:rPr>
+          <w:sz w:val="20"/>
+          <w:szCs w:val="20"/>
+        </w:rPr>
+        <w:t xml:space="preserve">B)  50</w:t>
+      </w:r>
+    </w:p>
+    <w:p>
+      <w:pPr>
+        <w:spacing w:after="30"/>
+        <w:ind w:left="420"/>
+      </w:pPr>
+      <w:r>
+        <w:rPr>
+          <w:sz w:val="20"/>
+          <w:szCs w:val="20"/>
+        </w:rPr>
+        <w:t xml:space="preserve">C)  34</w:t>
+      </w:r>
+    </w:p>
+    <w:p>
+      <w:pPr>
+        <w:spacing w:after="30"/>
+        <w:ind w:left="420"/>
+      </w:pPr>
+      <w:r>
+        <w:rPr>
+          <w:sz w:val="20"/>
+          <w:szCs w:val="20"/>
+        </w:rPr>
+        <w:t xml:space="preserve">D)  168</w:t>
+      </w:r>
+    </w:p>
+    <w:p>
+      <w:pPr>
+        <w:keepNext/>
+        <w:spacing w:after="0" w:before="50"/>
+      </w:pPr>
+      <w:r>
+        <w:rPr>
+          <w:b/>
+          <w:bCs/>
+          <w:color w:val="6B4FA0"/>
+          <w:sz w:val="21"/>
+          <w:szCs w:val="21"/>
+        </w:rPr>
+        <w:t xml:space="preserve">Step 1:</w:t>
+      </w:r>
+    </w:p>
+    <w:p>
+      <w:pPr>
+        <w:pBdr>
+          <w:bottom w:val="single" w:color="AFBECC" w:sz="6"/>
+        </w:pBdr>
+        <w:spacing w:after="30" w:before="150"/>
+      </w:pPr>
+      <w:r>
+        <w:t xml:space="preserve"/>
+      </w:r>
+    </w:p>
+    <w:p>
+      <w:pPr>
+        <w:keepNext/>
+        <w:spacing w:after="0" w:before="50"/>
+      </w:pPr>
+      <w:r>
+        <w:rPr>
+          <w:b/>
+          <w:bCs/>
+          <w:color w:val="6B4FA0"/>
+          <w:sz w:val="21"/>
+          <w:szCs w:val="21"/>
+        </w:rPr>
+        <w:t xml:space="preserve">Step 2:</w:t>
+      </w:r>
+    </w:p>
+    <w:p>
+      <w:pPr>
+        <w:pBdr>
+          <w:bottom w:val="single" w:color="AFBECC" w:sz="6"/>
+        </w:pBdr>
+        <w:spacing w:after="30" w:before="150"/>
+      </w:pPr>
+      <w:r>
+        <w:t xml:space="preserve"/>
+      </w:r>
+    </w:p>
+    <w:p>
+      <w:pPr>
+        <w:keepNext/>
+        <w:spacing w:after="0" w:before="60"/>
+      </w:pPr>
+      <w:r>
+        <w:rPr>
+          <w:b/>
+          <w:bCs/>
+          <w:color w:val="12355B"/>
+          <w:sz w:val="21"/>
+          <w:szCs w:val="21"/>
+        </w:rPr>
+        <w:t xml:space="preserve">Answer:</w:t>
+      </w:r>
+    </w:p>
+    <w:p>
+      <w:pPr>
+        <w:pBdr>
+          <w:bottom w:val="single" w:color="AFBECC" w:sz="6"/>
+        </w:pBdr>
+        <w:spacing w:after="30" w:before="150"/>
+      </w:pPr>
+      <w:r>
+        <w:t xml:space="preserve"/>
+      </w:r>
+    </w:p>
+    <w:p>
+      <w:pPr>
+        <w:spacing w:after="80"/>
+      </w:pPr>
+      <w:r>
+        <w:t xml:space="preserve"/>
+      </w:r>
+    </w:p>
+    <w:tbl>
+      <w:tblPr>
+        <w:tblW w:type="pct" w:w="100%"/>
+        <w:tblBorders>
+          <w:top w:val="single" w:color="BBD0DE" w:sz="8"/>
+          <w:left w:val="single" w:color="BBD0DE" w:sz="8"/>
+          <w:bottom w:val="single" w:color="BBD0DE" w:sz="8"/>
+          <w:right w:val="single" w:color="BBD0DE" w:sz="8"/>
+          <w:insideH w:val="single" w:color="auto" w:sz="4"/>
+          <w:insideV w:val="single" w:color="auto" w:sz="4"/>
+        </w:tblBorders>
+      </w:tblPr>
+      <w:tblGrid>
+        <w:gridCol w:w="100"/>
+      </w:tblGrid>
+      <w:tr>
+        <w:tc>
+          <w:tcPr>
+            <w:shd w:fill="EEF4F8" w:color="auto" w:val="clear"/>
+            <w:tcMar>
+              <w:top w:type="dxa" w:w="120"/>
+              <w:left w:type="dxa" w:w="180"/>
+              <w:bottom w:type="dxa" w:w="120"/>
+              <w:right w:type="dxa" w:w="180"/>
+            </w:tcMar>
+          </w:tcPr>
+          <w:p>
+            <w:pPr>
               <w:spacing w:after="60"/>
             </w:pPr>
             <w:r>
@@ -3498,6 +4794,97 @@
           <w:szCs w:val="19"/>
         </w:rPr>
         <w:t xml:space="preserve">  — 45% = 0.45. Multiply: 0.45 × 360 = 162. A student who answers 45 wrote the percent number itself instead of finding the part. A student who answers 315 subtracted the percent number from the base (360 − 45) instead of multiplying. A student who answers 180 rounded 45% up to 50% before multiplying (0.50 × 360). Always convert the exact percent to a decimal, then multiply by the base.</w:t>
+      </w:r>
+    </w:p>
+    <w:p>
+      <w:pPr>
+        <w:pStyle w:val="Heading2"/>
+        <w:spacing w:after="80" w:before="180"/>
+      </w:pPr>
+      <w:r>
+        <w:rPr>
+          <w:b/>
+          <w:bCs/>
+          <w:color w:val="12355B"/>
+          <w:sz w:val="24"/>
+          <w:szCs w:val="24"/>
+        </w:rPr>
+        <w:t xml:space="preserve">Math Writing Criteria</w:t>
+      </w:r>
+    </w:p>
+    <w:p>
+      <w:pPr>
+        <w:spacing w:after="100"/>
+      </w:pPr>
+      <w:r>
+        <w:rPr>
+          <w:i/>
+          <w:iCs/>
+          <w:color w:val="5F6F80"/>
+          <w:sz w:val="19"/>
+          <w:szCs w:val="19"/>
+        </w:rPr>
+        <w:t xml:space="preserve">The support level changes the amount of language scaffolding, not the mathematical expectation.</w:t>
+      </w:r>
+    </w:p>
+    <w:p>
+      <w:pPr>
+        <w:spacing w:after="80"/>
+      </w:pPr>
+      <w:r>
+        <w:rPr>
+          <w:sz w:val="20"/>
+          <w:szCs w:val="20"/>
+        </w:rPr>
+        <w:t xml:space="preserve">☐  I answered the question.</w:t>
+      </w:r>
+    </w:p>
+    <w:p>
+      <w:pPr>
+        <w:spacing w:after="80"/>
+      </w:pPr>
+      <w:r>
+        <w:rPr>
+          <w:sz w:val="20"/>
+          <w:szCs w:val="20"/>
+        </w:rPr>
+        <w:t xml:space="preserve">☐  I used math evidence: numbers, an equation, a model, or a comparison.</w:t>
+      </w:r>
+    </w:p>
+    <w:p>
+      <w:pPr>
+        <w:spacing w:after="80"/>
+      </w:pPr>
+      <w:r>
+        <w:rPr>
+          <w:sz w:val="20"/>
+          <w:szCs w:val="20"/>
+        </w:rPr>
+        <w:t xml:space="preserve">☐  I explained how the evidence proves my answer.</w:t>
+      </w:r>
+    </w:p>
+    <w:p>
+      <w:pPr>
+        <w:spacing w:after="80"/>
+      </w:pPr>
+      <w:r>
+        <w:rPr>
+          <w:sz w:val="20"/>
+          <w:szCs w:val="20"/>
+        </w:rPr>
+        <w:t xml:space="preserve">☐  I used at least two math words.</w:t>
+      </w:r>
+    </w:p>
+    <w:p>
+      <w:pPr>
+        <w:spacing w:after="80"/>
+      </w:pPr>
+      <w:r>
+        <w:rPr>
+          <w:sz w:val="20"/>
+          <w:szCs w:val="20"/>
+        </w:rPr>
+        <w:t xml:space="preserve">☐  I reread complete sentences and punctuation.</w:t>
       </w:r>
     </w:p>
     <w:sectPr>

--- a/lessons/4-4/downloads/4-4-notes-teacher.docx
+++ b/lessons/4-4/downloads/4-4-notes-teacher.docx
@@ -30,7 +30,7 @@
           <w:sz w:val="44"/>
           <w:szCs w:val="44"/>
         </w:rPr>
-        <w:t xml:space="preserve">Find the Percent of a Number</w:t>
+        <w:t xml:space="preserve">Find and Compare with Percentages</w:t>
       </w:r>
     </w:p>
     <w:p>
@@ -351,7 +351,7 @@
                 <w:sz w:val="24"/>
                 <w:szCs w:val="24"/>
               </w:rPr>
-              <w:t xml:space="preserve">Percent</w:t>
+              <w:t xml:space="preserve">Percent of a Number</w:t>
             </w:r>
             <w:r>
               <w:rPr>
@@ -361,7 +361,7 @@
                 <w:sz w:val="19"/>
                 <w:szCs w:val="19"/>
               </w:rPr>
-              <w:t xml:space="preserve">   Porcentaje</w:t>
+              <w:t xml:space="preserve">   Porcentaje de un número</w:t>
             </w:r>
           </w:p>
           <w:p>
@@ -373,7 +373,7 @@
                 <w:sz w:val="21"/>
                 <w:szCs w:val="21"/>
               </w:rPr>
-              <w:t xml:space="preserve">A way to compare a number to 100, shown with the % sign.</w:t>
+              <w:t xml:space="preserve">A part of a number found by multiplying the number by the percent written as a decimal.</w:t>
             </w:r>
           </w:p>
           <w:p>
@@ -398,7 +398,7 @@
                 <w:sz w:val="18"/>
                 <w:szCs w:val="18"/>
               </w:rPr>
-              <w:t xml:space="preserve">30% means 30 out of 100</w:t>
+              <w:t xml:space="preserve">25% of 80 = 0.25 × 80 = 20</w:t>
             </w:r>
           </w:p>
         </w:tc>
@@ -505,7 +505,7 @@
                 <w:sz w:val="24"/>
                 <w:szCs w:val="24"/>
               </w:rPr>
-              <w:t xml:space="preserve">Base</w:t>
+              <w:t xml:space="preserve">Percent</w:t>
             </w:r>
             <w:r>
               <w:rPr>
@@ -515,7 +515,7 @@
                 <w:sz w:val="19"/>
                 <w:szCs w:val="19"/>
               </w:rPr>
-              <w:t xml:space="preserve">   Base (el todo)</w:t>
+              <w:t xml:space="preserve">   Porcentaje</w:t>
             </w:r>
           </w:p>
           <w:p>
@@ -527,7 +527,7 @@
                 <w:sz w:val="21"/>
                 <w:szCs w:val="21"/>
               </w:rPr>
-              <w:t xml:space="preserve">The whole amount you take a percent of.</w:t>
+              <w:t xml:space="preserve">A way to compare a number to 100, shown with the % sign.</w:t>
             </w:r>
           </w:p>
           <w:p>
@@ -552,7 +552,7 @@
                 <w:sz w:val="18"/>
                 <w:szCs w:val="18"/>
               </w:rPr>
-              <w:t xml:space="preserve">In '25% of 80,' the base is 80</w:t>
+              <w:t xml:space="preserve">30% means 30 out of 100</w:t>
             </w:r>
           </w:p>
         </w:tc>
@@ -659,7 +659,7 @@
                 <w:sz w:val="24"/>
                 <w:szCs w:val="24"/>
               </w:rPr>
-              <w:t xml:space="preserve">Part</w:t>
+              <w:t xml:space="preserve">Base</w:t>
             </w:r>
             <w:r>
               <w:rPr>
@@ -669,7 +669,7 @@
                 <w:sz w:val="19"/>
                 <w:szCs w:val="19"/>
               </w:rPr>
-              <w:t xml:space="preserve">   Parte</w:t>
+              <w:t xml:space="preserve">   Base</w:t>
             </w:r>
           </w:p>
           <w:p>
@@ -681,7 +681,7 @@
                 <w:sz w:val="21"/>
                 <w:szCs w:val="21"/>
               </w:rPr>
-              <w:t xml:space="preserve">The piece you get when you take a percent of a number.</w:t>
+              <w:t xml:space="preserve">The whole amount you start with — the number right after the word “of.”</w:t>
             </w:r>
           </w:p>
           <w:p>
@@ -706,7 +706,7 @@
                 <w:sz w:val="18"/>
                 <w:szCs w:val="18"/>
               </w:rPr>
-              <w:t xml:space="preserve">25% of 80 = 20; the part is 20</w:t>
+              <w:t xml:space="preserve">25% of 80 → the whole is 80.</w:t>
             </w:r>
           </w:p>
         </w:tc>
@@ -813,7 +813,7 @@
                 <w:sz w:val="24"/>
                 <w:szCs w:val="24"/>
               </w:rPr>
-              <w:t xml:space="preserve">Equation</w:t>
+              <w:t xml:space="preserve">Part</w:t>
             </w:r>
             <w:r>
               <w:rPr>
@@ -823,7 +823,7 @@
                 <w:sz w:val="19"/>
                 <w:szCs w:val="19"/>
               </w:rPr>
-              <w:t xml:space="preserve">   Ecuación</w:t>
+              <w:t xml:space="preserve">   Parte</w:t>
             </w:r>
           </w:p>
           <w:p>
@@ -835,7 +835,7 @@
                 <w:sz w:val="21"/>
                 <w:szCs w:val="21"/>
               </w:rPr>
-              <w:t xml:space="preserve">A math sentence with an equal sign showing both sides are the same.</w:t>
+              <w:t xml:space="preserve">How much of the base (the whole) you get. It is your answer.</w:t>
             </w:r>
           </w:p>
           <w:p>
@@ -860,7 +860,7 @@
                 <w:sz w:val="18"/>
                 <w:szCs w:val="18"/>
               </w:rPr>
-              <w:t xml:space="preserve">part = percent × base</w:t>
+              <w:t xml:space="preserve">25% of 80 = 20 → the part is 20 (20 out of the 80).</w:t>
             </w:r>
           </w:p>
         </w:tc>
@@ -967,6 +967,160 @@
                 <w:sz w:val="24"/>
                 <w:szCs w:val="24"/>
               </w:rPr>
+              <w:t xml:space="preserve">Equation</w:t>
+            </w:r>
+            <w:r>
+              <w:rPr>
+                <w:i/>
+                <w:iCs/>
+                <w:color w:val="5F6F80"/>
+                <w:sz w:val="19"/>
+                <w:szCs w:val="19"/>
+              </w:rPr>
+              <w:t xml:space="preserve">   Ecuación</w:t>
+            </w:r>
+          </w:p>
+          <w:p>
+            <w:pPr>
+              <w:spacing w:after="40"/>
+            </w:pPr>
+            <w:r>
+              <w:rPr>
+                <w:sz w:val="21"/>
+                <w:szCs w:val="21"/>
+              </w:rPr>
+              <w:t xml:space="preserve">A number sentence with an equal sign. The percent one is: part = percent × base.</w:t>
+            </w:r>
+          </w:p>
+          <w:p>
+            <w:pPr>
+              <w:spacing w:after="0"/>
+            </w:pPr>
+            <w:r>
+              <w:rPr>
+                <w:b/>
+                <w:bCs/>
+                <w:color w:val="1FA6A2"/>
+                <w:sz w:val="18"/>
+                <w:szCs w:val="18"/>
+              </w:rPr>
+              <w:t xml:space="preserve">Example:  </w:t>
+            </w:r>
+            <w:r>
+              <w:rPr>
+                <w:i/>
+                <w:iCs/>
+                <w:color w:val="5F6F80"/>
+                <w:sz w:val="18"/>
+                <w:szCs w:val="18"/>
+              </w:rPr>
+              <w:t xml:space="preserve">part = percent × base — like 20 = 0.25 × 80.</w:t>
+            </w:r>
+          </w:p>
+        </w:tc>
+      </w:tr>
+    </w:tbl>
+    <w:tbl>
+      <w:tblPr>
+        <w:tblW w:type="pct" w:w="100%"/>
+        <w:tblBorders>
+          <w:top w:val="none" w:color="FFFFFF" w:sz="0"/>
+          <w:left w:val="none" w:color="FFFFFF" w:sz="0"/>
+          <w:bottom w:val="single" w:color="C7D2DD" w:sz="4"/>
+          <w:right w:val="none" w:color="FFFFFF" w:sz="0"/>
+          <w:insideH w:val="none" w:color="FFFFFF" w:sz="0"/>
+          <w:insideV w:val="none" w:color="FFFFFF" w:sz="0"/>
+        </w:tblBorders>
+      </w:tblPr>
+      <w:tblGrid>
+        <w:gridCol w:w="1800"/>
+        <w:gridCol w:w="7560"/>
+      </w:tblGrid>
+      <w:tr>
+        <w:trPr>
+          <w:cantSplit/>
+        </w:trPr>
+        <w:tc>
+          <w:tcPr>
+            <w:tcW w:type="dxa" w:w="1800"/>
+            <w:tcMar>
+              <w:top w:type="dxa" w:w="100"/>
+              <w:left w:type="dxa" w:w="40"/>
+              <w:bottom w:type="dxa" w:w="100"/>
+              <w:right w:type="dxa" w:w="120"/>
+            </w:tcMar>
+            <w:vAlign w:val="center"/>
+          </w:tcPr>
+          <w:p>
+            <w:pPr>
+              <w:spacing w:after="0"/>
+              <w:jc w:val="center"/>
+            </w:pPr>
+            <w:r>
+              <w:drawing>
+                <wp:inline distT="0" distB="0" distL="0" distR="0">
+                  <wp:extent cx="1047750" cy="790575"/>
+                  <wp:effectExtent t="0" r="0" b="0" l="0"/>
+                  <wp:docPr id="1" name="" descr="" title=""/>
+                  <wp:cNvGraphicFramePr>
+                    <a:graphicFrameLocks xmlns:a="http://schemas.openxmlformats.org/drawingml/2006/main" noChangeAspect="1"/>
+                  </wp:cNvGraphicFramePr>
+                  <a:graphic xmlns:a="http://schemas.openxmlformats.org/drawingml/2006/main">
+                    <a:graphicData uri="http://schemas.openxmlformats.org/drawingml/2006/picture">
+                      <pic:pic xmlns:pic="http://schemas.openxmlformats.org/drawingml/2006/picture">
+                        <pic:nvPicPr>
+                          <pic:cNvPr id="0" name="" descr=""/>
+                          <pic:cNvPicPr>
+                            <a:picLocks noChangeAspect="1" noChangeArrowheads="1"/>
+                          </pic:cNvPicPr>
+                        </pic:nvPicPr>
+                        <pic:blipFill>
+                          <a:blip r:embed="rId14" cstate="none"/>
+                          <a:srcRect/>
+                          <a:stretch>
+                            <a:fillRect/>
+                          </a:stretch>
+                        </pic:blipFill>
+                        <pic:spPr bwMode="auto">
+                          <a:xfrm>
+                            <a:off x="0" y="0"/>
+                            <a:ext cx="1047750" cy="790575"/>
+                          </a:xfrm>
+                          <a:prstGeom prst="rect">
+                            <a:avLst/>
+                          </a:prstGeom>
+                        </pic:spPr>
+                      </pic:pic>
+                    </a:graphicData>
+                  </a:graphic>
+                </wp:inline>
+              </w:drawing>
+            </w:r>
+          </w:p>
+        </w:tc>
+        <w:tc>
+          <w:tcPr>
+            <w:tcW w:type="dxa" w:w="7560"/>
+            <w:tcMar>
+              <w:top w:type="dxa" w:w="100"/>
+              <w:left w:type="dxa" w:w="40"/>
+              <w:bottom w:type="dxa" w:w="100"/>
+              <w:right w:type="dxa" w:w="40"/>
+            </w:tcMar>
+            <w:vAlign w:val="center"/>
+          </w:tcPr>
+          <w:p>
+            <w:pPr>
+              <w:spacing w:after="50"/>
+            </w:pPr>
+            <w:r>
+              <w:rPr>
+                <w:b/>
+                <w:bCs/>
+                <w:color w:val="12355B"/>
+                <w:sz w:val="24"/>
+                <w:szCs w:val="24"/>
+              </w:rPr>
               <w:t xml:space="preserve">Discount</w:t>
             </w:r>
             <w:r>
@@ -1106,7 +1260,7 @@
                 <w:sz w:val="21"/>
                 <w:szCs w:val="21"/>
               </w:rPr>
-              <w:t xml:space="preserve">Percent      •      Base      •      Part      •      Equation      •      Discount</w:t>
+              <w:t xml:space="preserve">Percent of a Number      •      Percent      •      Base      •      Part      •      Equation      •      Discount</w:t>
             </w:r>
           </w:p>
         </w:tc>
@@ -1139,7 +1293,7 @@
           <w:sz w:val="22"/>
           <w:szCs w:val="22"/>
         </w:rPr>
-        <w:t xml:space="preserve">A number out of 100 is a ___.</w:t>
+        <w:t xml:space="preserve">__________  —  A part of a number found by multiplying the number by the percent written as a decimal.</w:t>
       </w:r>
     </w:p>
     <w:p>
@@ -1161,7 +1315,7 @@
           <w:sz w:val="22"/>
           <w:szCs w:val="22"/>
         </w:rPr>
-        <w:t xml:space="preserve">In a percent problem, the whole amount you take the percent of is the ___.</w:t>
+        <w:t xml:space="preserve">A number out of 100 is a ___.</w:t>
       </w:r>
     </w:p>
     <w:p>
@@ -1183,7 +1337,7 @@
           <w:sz w:val="22"/>
           <w:szCs w:val="22"/>
         </w:rPr>
-        <w:t xml:space="preserve">The piece of the whole that the percent represents is the ___.</w:t>
+        <w:t xml:space="preserve">The whole amount you start with, right after the word “of,” is the ___.</w:t>
       </w:r>
     </w:p>
     <w:p>
@@ -1205,7 +1359,7 @@
           <w:sz w:val="22"/>
           <w:szCs w:val="22"/>
         </w:rPr>
-        <w:t xml:space="preserve">A math sentence with an equal sign, like part = percent × base, is an ___.</w:t>
+        <w:t xml:space="preserve">The amount you get out of the whole is the ___.</w:t>
       </w:r>
     </w:p>
     <w:p>
@@ -1221,6 +1375,28 @@
           <w:szCs w:val="22"/>
         </w:rPr>
         <w:t xml:space="preserve">5.  </w:t>
+      </w:r>
+      <w:r>
+        <w:rPr>
+          <w:sz w:val="22"/>
+          <w:szCs w:val="22"/>
+        </w:rPr>
+        <w:t xml:space="preserve">A number sentence with an equal sign, like part = percent × base, is an ___.</w:t>
+      </w:r>
+    </w:p>
+    <w:p>
+      <w:pPr>
+        <w:spacing w:after="120" w:before="80"/>
+      </w:pPr>
+      <w:r>
+        <w:rPr>
+          <w:b/>
+          <w:bCs/>
+          <w:color w:val="12355B"/>
+          <w:sz w:val="22"/>
+          <w:szCs w:val="22"/>
+        </w:rPr>
+        <w:t xml:space="preserve">6.  </w:t>
       </w:r>
       <w:r>
         <w:rPr>
@@ -1327,7 +1503,7 @@
                 <w:sz w:val="21"/>
                 <w:szCs w:val="21"/>
               </w:rPr>
-              <w:t xml:space="preserve">What steps did you follow every time to find the percent of a number in the discount table?</w:t>
+              <w:t xml:space="preserve">Who is correct, and how do you know?</w:t>
             </w:r>
           </w:p>
           <w:p>
@@ -1414,14 +1590,14 @@
           <w:sz w:val="20"/>
           <w:szCs w:val="20"/>
         </w:rPr>
-        <w:t xml:space="preserve">Percent — </w:t>
+        <w:t xml:space="preserve">Percent of a Number — </w:t>
       </w:r>
       <w:r>
         <w:rPr>
           <w:sz w:val="20"/>
           <w:szCs w:val="20"/>
         </w:rPr>
-        <w:t xml:space="preserve">A way to compare a number to 100, shown with the % sign.</w:t>
+        <w:t xml:space="preserve">A part of a number found by multiplying the number by the percent written as a decimal.</w:t>
       </w:r>
       <w:r>
         <w:rPr>
@@ -1432,7 +1608,7 @@
           <w:szCs w:val="18"/>
         </w:rPr>
         <w:br/>
-        <w:t xml:space="preserve">Porcentaje — Una manera de comparar un número con 100, con el signo %.</w:t>
+        <w:t xml:space="preserve">Porcentaje de un número — Una parte de un número que se halla multiplicando el número por el porcentaje escrito como decimal.</w:t>
       </w:r>
     </w:p>
     <w:p>
@@ -1457,14 +1633,14 @@
           <w:sz w:val="20"/>
           <w:szCs w:val="20"/>
         </w:rPr>
-        <w:t xml:space="preserve">Base — </w:t>
+        <w:t xml:space="preserve">Percent — </w:t>
       </w:r>
       <w:r>
         <w:rPr>
           <w:sz w:val="20"/>
           <w:szCs w:val="20"/>
         </w:rPr>
-        <w:t xml:space="preserve">The whole amount you take a percent of.</w:t>
+        <w:t xml:space="preserve">A way to compare a number to 100, shown with the % sign.</w:t>
       </w:r>
       <w:r>
         <w:rPr>
@@ -1475,7 +1651,7 @@
           <w:szCs w:val="18"/>
         </w:rPr>
         <w:br/>
-        <w:t xml:space="preserve">Base (el todo) — La cantidad total de la que sacas un porcentaje.</w:t>
+        <w:t xml:space="preserve">Porcentaje — Una manera de comparar un número con 100, con el signo %.</w:t>
       </w:r>
     </w:p>
     <w:p>
@@ -1500,14 +1676,14 @@
           <w:sz w:val="20"/>
           <w:szCs w:val="20"/>
         </w:rPr>
-        <w:t xml:space="preserve">Part — </w:t>
+        <w:t xml:space="preserve">Base — </w:t>
       </w:r>
       <w:r>
         <w:rPr>
           <w:sz w:val="20"/>
           <w:szCs w:val="20"/>
         </w:rPr>
-        <w:t xml:space="preserve">The piece you get when you take a percent of a number.</w:t>
+        <w:t xml:space="preserve">The whole amount you start with — the number right after the word “of.”</w:t>
       </w:r>
       <w:r>
         <w:rPr>
@@ -1518,7 +1694,7 @@
           <w:szCs w:val="18"/>
         </w:rPr>
         <w:br/>
-        <w:t xml:space="preserve">Parte — La parte que obtienes al sacar un porcentaje de un número.</w:t>
+        <w:t xml:space="preserve">Base — La cantidad total con la que empiezas: el número que va después de la palabra “de”.</w:t>
       </w:r>
     </w:p>
     <w:p>
@@ -1543,14 +1719,14 @@
           <w:sz w:val="20"/>
           <w:szCs w:val="20"/>
         </w:rPr>
-        <w:t xml:space="preserve">Equation — </w:t>
+        <w:t xml:space="preserve">Part — </w:t>
       </w:r>
       <w:r>
         <w:rPr>
           <w:sz w:val="20"/>
           <w:szCs w:val="20"/>
         </w:rPr>
-        <w:t xml:space="preserve">A math sentence with an equal sign showing both sides are the same.</w:t>
+        <w:t xml:space="preserve">How much of the base (the whole) you get. It is your answer.</w:t>
       </w:r>
       <w:r>
         <w:rPr>
@@ -1561,7 +1737,7 @@
           <w:szCs w:val="18"/>
         </w:rPr>
         <w:br/>
-        <w:t xml:space="preserve">Ecuación — Una oración matemática con un signo igual que muestra que ambos lados son iguales.</w:t>
+        <w:t xml:space="preserve">Parte — Cuánto obtienes de la base (el total). Es tu respuesta.</w:t>
       </w:r>
     </w:p>
     <w:p>
@@ -1586,14 +1762,14 @@
           <w:sz w:val="20"/>
           <w:szCs w:val="20"/>
         </w:rPr>
-        <w:t xml:space="preserve">Discount — </w:t>
+        <w:t xml:space="preserve">Equation — </w:t>
       </w:r>
       <w:r>
         <w:rPr>
           <w:sz w:val="20"/>
           <w:szCs w:val="20"/>
         </w:rPr>
-        <w:t xml:space="preserve">Money taken off the first price to make it cheaper.</w:t>
+        <w:t xml:space="preserve">A number sentence with an equal sign. The percent one is: part = percent × base.</w:t>
       </w:r>
       <w:r>
         <w:rPr>
@@ -1604,7 +1780,7 @@
           <w:szCs w:val="18"/>
         </w:rPr>
         <w:br/>
-        <w:t xml:space="preserve">Descuento — Dinero que se quita del precio original para que sea más barato.</w:t>
+        <w:t xml:space="preserve">Ecuación — Una oración numérica con signo de igual. La de porcentaje es: parte = porcentaje × base.</w:t>
       </w:r>
     </w:p>
     <w:tbl>
@@ -1665,7 +1841,7 @@
                 <w:sz w:val="21"/>
                 <w:szCs w:val="21"/>
               </w:rPr>
-              <w:t xml:space="preserve">I changed ___% into the decimal ___.</w:t>
+              <w:t xml:space="preserve">The ___ is correct because 12% of 1,500 = ___ × 1,500 = ___. The mistake was ___.</w:t>
             </w:r>
             <w:r>
               <w:rPr>
@@ -1676,7 +1852,7 @@
                 <w:szCs w:val="19"/>
               </w:rPr>
               <w:br/>
-              <w:t xml:space="preserve">Cambié ___% al decimal ___.</w:t>
+              <w:t xml:space="preserve">Di tu respuesta primero: Mi respuesta es ___ porque ___.</w:t>
             </w:r>
           </w:p>
         </w:tc>
@@ -1768,7 +1944,7 @@
                 <w:sz w:val="19"/>
                 <w:szCs w:val="19"/>
               </w:rPr>
-              <w:t xml:space="preserve">The base is 60 tickets and the part is the 25% discount we need to find.</w:t>
+              <w:t xml:space="preserve">The base is 60 — it comes right after 'of' — and the part is the discount, 25% of 60.</w:t>
             </w:r>
           </w:p>
           <w:p>
@@ -1878,7 +2054,20 @@
           <w:sz w:val="21"/>
           <w:szCs w:val="21"/>
         </w:rPr>
-        <w:t xml:space="preserve">I changed ___% into the decimal ___.</w:t>
+        <w:t xml:space="preserve">The ___ is correct because 12% of 1,500 = ___ × 1,500 = ___. The mistake was ___.</w:t>
+      </w:r>
+    </w:p>
+    <w:p>
+      <w:pPr>
+        <w:spacing w:after="60"/>
+      </w:pPr>
+      <w:r>
+        <w:rPr>
+          <w:color w:val="1A2733"/>
+          <w:sz w:val="21"/>
+          <w:szCs w:val="21"/>
+        </w:rPr>
+        <w:t xml:space="preserve">My answer is ___.</w:t>
       </w:r>
       <w:r>
         <w:rPr>
@@ -1889,31 +2078,7 @@
           <w:szCs w:val="19"/>
         </w:rPr>
         <w:br/>
-        <w:t xml:space="preserve">Cambié ___% al decimal ___.</w:t>
-      </w:r>
-    </w:p>
-    <w:p>
-      <w:pPr>
-        <w:spacing w:after="60"/>
-      </w:pPr>
-      <w:r>
-        <w:rPr>
-          <w:color w:val="1A2733"/>
-          <w:sz w:val="21"/>
-          <w:szCs w:val="21"/>
-        </w:rPr>
-        <w:t xml:space="preserve">Then I multiplied ___ x ___ = ___ (the part).</w:t>
-      </w:r>
-      <w:r>
-        <w:rPr>
-          <w:i/>
-          <w:iCs/>
-          <w:color w:val="5F6F80"/>
-          <w:sz w:val="19"/>
-          <w:szCs w:val="19"/>
-        </w:rPr>
-        <w:br/>
-        <w:t xml:space="preserve">Luego multipliqué ___ x ___ = ___ (la parte).</w:t>
+        <w:t xml:space="preserve">Mi respuesta es ___.</w:t>
       </w:r>
     </w:p>
     <w:tbl>
@@ -3304,7 +3469,7 @@
           <w:sz w:val="21"/>
           <w:szCs w:val="21"/>
         </w:rPr>
-        <w:t xml:space="preserve">On Discount Day the claw machine is 25% off its 60-ticket price. In '25% of 60,' which number is the base (the whole), and what part are you trying to find?</w:t>
+        <w:t xml:space="preserve">On Discount Day the claw machine is 25% off its 60-ticket price. In '25% of 60,' which number is the base (the number right after 'of'), and what part are you trying to find?</w:t>
       </w:r>
     </w:p>
     <w:p>
@@ -4416,6 +4581,27 @@
           <w:sz w:val="21"/>
           <w:szCs w:val="21"/>
         </w:rPr>
+        <w:t xml:space="preserve">Percent of a Number</w:t>
+      </w:r>
+    </w:p>
+    <w:p>
+      <w:pPr>
+        <w:spacing w:after="80"/>
+      </w:pPr>
+      <w:r>
+        <w:rPr>
+          <w:b/>
+          <w:bCs/>
+          <w:sz w:val="21"/>
+          <w:szCs w:val="21"/>
+        </w:rPr>
+        <w:t xml:space="preserve">Notes 2:  </w:t>
+      </w:r>
+      <w:r>
+        <w:rPr>
+          <w:sz w:val="21"/>
+          <w:szCs w:val="21"/>
+        </w:rPr>
         <w:t xml:space="preserve">Percent</w:t>
       </w:r>
     </w:p>
@@ -4430,7 +4616,7 @@
           <w:sz w:val="21"/>
           <w:szCs w:val="21"/>
         </w:rPr>
-        <w:t xml:space="preserve">Notes 2:  </w:t>
+        <w:t xml:space="preserve">Notes 3:  </w:t>
       </w:r>
       <w:r>
         <w:rPr>
@@ -4451,7 +4637,7 @@
           <w:sz w:val="21"/>
           <w:szCs w:val="21"/>
         </w:rPr>
-        <w:t xml:space="preserve">Notes 3:  </w:t>
+        <w:t xml:space="preserve">Notes 4:  </w:t>
       </w:r>
       <w:r>
         <w:rPr>
@@ -4472,7 +4658,7 @@
           <w:sz w:val="21"/>
           <w:szCs w:val="21"/>
         </w:rPr>
-        <w:t xml:space="preserve">Notes 4:  </w:t>
+        <w:t xml:space="preserve">Notes 5:  </w:t>
       </w:r>
       <w:r>
         <w:rPr>
@@ -4493,7 +4679,7 @@
           <w:sz w:val="21"/>
           <w:szCs w:val="21"/>
         </w:rPr>
-        <w:t xml:space="preserve">Notes 5:  </w:t>
+        <w:t xml:space="preserve">Notes 6:  </w:t>
       </w:r>
       <w:r>
         <w:rPr>
@@ -4677,7 +4863,7 @@
           <w:sz w:val="19"/>
           <w:szCs w:val="19"/>
         </w:rPr>
-        <w:t xml:space="preserve">  — 15 ÷ 50 = 0.30 = 30%.</w:t>
+        <w:t xml:space="preserve">  — 15/50 → 50 × 2 = 100, so 15 × 2 = 30. That makes 15/50 = 30/100 = 30%.</w:t>
       </w:r>
     </w:p>
     <w:p>
@@ -4755,7 +4941,7 @@
           <w:sz w:val="19"/>
           <w:szCs w:val="19"/>
         </w:rPr>
-        <w:t xml:space="preserve">  — 72 ÷ 90 = 0.80 = 80%.</w:t>
+        <w:t xml:space="preserve">  — 72/90 simplifies to 8/10, and 10 × 10 = 100, so 8 × 10 = 80. That makes 72/90 = 80/100 = 80%.</w:t>
       </w:r>
     </w:p>
     <w:p>
@@ -5064,7 +5250,7 @@
         <w:sz w:val="16"/>
         <w:szCs w:val="16"/>
       </w:rPr>
-      <w:t xml:space="preserve">Unit 4  ·  Lesson 4  ·  Find the Percent of a Number</w:t>
+      <w:t xml:space="preserve">Unit 4  ·  Lesson 4  ·  Find and Compare with Percentages</w:t>
     </w:r>
   </w:p>
 </w:hdr>

--- a/lessons/4-4/downloads/4-4-notes-teacher.docx
+++ b/lessons/4-4/downloads/4-4-notes-teacher.docx
@@ -1293,7 +1293,7 @@
           <w:sz w:val="22"/>
           <w:szCs w:val="22"/>
         </w:rPr>
-        <w:t xml:space="preserve">__________  —  A part of a number found by multiplying the number by the percent written as a decimal.</w:t>
+        <w:t xml:space="preserve">A part found by multiplying a number by a percent in decimal form is the ___ ___ ___ ___.</w:t>
       </w:r>
     </w:p>
     <w:p>

--- a/lessons/4-4/downloads/4-4-notes-teacher.docx
+++ b/lessons/4-4/downloads/4-4-notes-teacher.docx
@@ -219,10 +219,12 @@
     <w:p>
       <w:pPr>
         <w:pStyle w:val="Heading1"/>
+        <w:keepNext/>
+        <w:keepLines/>
         <w:pBdr>
           <w:bottom w:val="single" w:color="1FA6A2" w:sz="14" w:space="6"/>
         </w:pBdr>
-        <w:spacing w:after="140" w:before="260"/>
+        <w:spacing w:after="140" w:before="300"/>
       </w:pPr>
       <w:r>
         <w:rPr>
@@ -1177,10 +1179,12 @@
     <w:p>
       <w:pPr>
         <w:pStyle w:val="Heading1"/>
+        <w:keepNext/>
+        <w:keepLines/>
         <w:pBdr>
           <w:bottom w:val="single" w:color="1FA6A2" w:sz="14" w:space="6"/>
         </w:pBdr>
-        <w:spacing w:after="140" w:before="260"/>
+        <w:spacing w:after="140" w:before="300"/>
       </w:pPr>
       <w:r>
         <w:rPr>
@@ -1276,7 +1280,8 @@
     </w:p>
     <w:p>
       <w:pPr>
-        <w:spacing w:after="120" w:before="80"/>
+        <w:keepLines/>
+        <w:spacing w:after="260" w:before="200"/>
       </w:pPr>
       <w:r>
         <w:rPr>
@@ -1293,100 +1298,69 @@
           <w:sz w:val="22"/>
           <w:szCs w:val="22"/>
         </w:rPr>
-        <w:t xml:space="preserve">A part found by multiplying a number by a percent in decimal form is the ___ ___ ___ ___.</w:t>
-      </w:r>
-    </w:p>
-    <w:p>
-      <w:pPr>
-        <w:spacing w:after="120" w:before="80"/>
-      </w:pPr>
-      <w:r>
-        <w:rPr>
-          <w:b/>
-          <w:bCs/>
-          <w:color w:val="12355B"/>
+        <w:t xml:space="preserve">A part found by multiplying a number by a percent in decimal form is the </w:t>
+      </w:r>
+      <w:r>
+        <w:rPr>
           <w:sz w:val="22"/>
           <w:szCs w:val="22"/>
         </w:rPr>
-        <w:t xml:space="preserve">2.  </w:t>
+        <w:t xml:space="preserve">________________</w:t>
       </w:r>
       <w:r>
         <w:rPr>
           <w:sz w:val="22"/>
           <w:szCs w:val="22"/>
         </w:rPr>
-        <w:t xml:space="preserve">A number out of 100 is a ___.</w:t>
-      </w:r>
-    </w:p>
-    <w:p>
-      <w:pPr>
-        <w:spacing w:after="120" w:before="80"/>
-      </w:pPr>
-      <w:r>
-        <w:rPr>
-          <w:b/>
-          <w:bCs/>
-          <w:color w:val="12355B"/>
+        <w:t xml:space="preserve"> </w:t>
+      </w:r>
+      <w:r>
+        <w:rPr>
           <w:sz w:val="22"/>
           <w:szCs w:val="22"/>
         </w:rPr>
-        <w:t xml:space="preserve">3.  </w:t>
+        <w:t xml:space="preserve">________________</w:t>
       </w:r>
       <w:r>
         <w:rPr>
           <w:sz w:val="22"/>
           <w:szCs w:val="22"/>
         </w:rPr>
-        <w:t xml:space="preserve">The whole amount you start with, right after the word “of,” is the ___.</w:t>
-      </w:r>
-    </w:p>
-    <w:p>
-      <w:pPr>
-        <w:spacing w:after="120" w:before="80"/>
-      </w:pPr>
-      <w:r>
-        <w:rPr>
-          <w:b/>
-          <w:bCs/>
-          <w:color w:val="12355B"/>
+        <w:t xml:space="preserve"> </w:t>
+      </w:r>
+      <w:r>
+        <w:rPr>
           <w:sz w:val="22"/>
           <w:szCs w:val="22"/>
         </w:rPr>
-        <w:t xml:space="preserve">4.  </w:t>
+        <w:t xml:space="preserve">________________</w:t>
       </w:r>
       <w:r>
         <w:rPr>
           <w:sz w:val="22"/>
           <w:szCs w:val="22"/>
         </w:rPr>
-        <w:t xml:space="preserve">The amount you get out of the whole is the ___.</w:t>
-      </w:r>
-    </w:p>
-    <w:p>
-      <w:pPr>
-        <w:spacing w:after="120" w:before="80"/>
-      </w:pPr>
-      <w:r>
-        <w:rPr>
-          <w:b/>
-          <w:bCs/>
-          <w:color w:val="12355B"/>
+        <w:t xml:space="preserve"> </w:t>
+      </w:r>
+      <w:r>
+        <w:rPr>
           <w:sz w:val="22"/>
           <w:szCs w:val="22"/>
         </w:rPr>
-        <w:t xml:space="preserve">5.  </w:t>
+        <w:t xml:space="preserve">________________</w:t>
       </w:r>
       <w:r>
         <w:rPr>
           <w:sz w:val="22"/>
           <w:szCs w:val="22"/>
         </w:rPr>
-        <w:t xml:space="preserve">A number sentence with an equal sign, like part = percent × base, is an ___.</w:t>
-      </w:r>
-    </w:p>
-    <w:p>
-      <w:pPr>
-        <w:spacing w:after="120" w:before="80"/>
+        <w:t xml:space="preserve">.</w:t>
+      </w:r>
+    </w:p>
+    <w:p>
+      <w:pPr>
+        <w:keepLines/>
+        <w:spacing w:after="260" w:before="200"/>
       </w:pPr>
       <w:r>
         <w:rPr>
@@ -1396,24 +1370,187 @@
           <w:sz w:val="22"/>
           <w:szCs w:val="22"/>
         </w:rPr>
-        <w:t xml:space="preserve">6.  </w:t>
+        <w:t xml:space="preserve">2.  </w:t>
       </w:r>
       <w:r>
         <w:rPr>
           <w:sz w:val="22"/>
           <w:szCs w:val="22"/>
         </w:rPr>
-        <w:t xml:space="preserve">An amount subtracted from a price is a ___.</w:t>
+        <w:t xml:space="preserve">A number out of 100 is a </w:t>
+      </w:r>
+      <w:r>
+        <w:rPr>
+          <w:sz w:val="22"/>
+          <w:szCs w:val="22"/>
+        </w:rPr>
+        <w:t xml:space="preserve">________________</w:t>
+      </w:r>
+      <w:r>
+        <w:rPr>
+          <w:sz w:val="22"/>
+          <w:szCs w:val="22"/>
+        </w:rPr>
+        <w:t xml:space="preserve">.</w:t>
+      </w:r>
+    </w:p>
+    <w:p>
+      <w:pPr>
+        <w:keepLines/>
+        <w:spacing w:after="260" w:before="200"/>
+      </w:pPr>
+      <w:r>
+        <w:rPr>
+          <w:b/>
+          <w:bCs/>
+          <w:color w:val="12355B"/>
+          <w:sz w:val="22"/>
+          <w:szCs w:val="22"/>
+        </w:rPr>
+        <w:t xml:space="preserve">3.  </w:t>
+      </w:r>
+      <w:r>
+        <w:rPr>
+          <w:sz w:val="22"/>
+          <w:szCs w:val="22"/>
+        </w:rPr>
+        <w:t xml:space="preserve">The whole amount you start with, right after the word “of,” is the </w:t>
+      </w:r>
+      <w:r>
+        <w:rPr>
+          <w:sz w:val="22"/>
+          <w:szCs w:val="22"/>
+        </w:rPr>
+        <w:t xml:space="preserve">________________</w:t>
+      </w:r>
+      <w:r>
+        <w:rPr>
+          <w:sz w:val="22"/>
+          <w:szCs w:val="22"/>
+        </w:rPr>
+        <w:t xml:space="preserve">.</w:t>
+      </w:r>
+    </w:p>
+    <w:p>
+      <w:pPr>
+        <w:keepLines/>
+        <w:spacing w:after="260" w:before="200"/>
+      </w:pPr>
+      <w:r>
+        <w:rPr>
+          <w:b/>
+          <w:bCs/>
+          <w:color w:val="12355B"/>
+          <w:sz w:val="22"/>
+          <w:szCs w:val="22"/>
+        </w:rPr>
+        <w:t xml:space="preserve">4.  </w:t>
+      </w:r>
+      <w:r>
+        <w:rPr>
+          <w:sz w:val="22"/>
+          <w:szCs w:val="22"/>
+        </w:rPr>
+        <w:t xml:space="preserve">The amount you get out of the whole is the </w:t>
+      </w:r>
+      <w:r>
+        <w:rPr>
+          <w:sz w:val="22"/>
+          <w:szCs w:val="22"/>
+        </w:rPr>
+        <w:t xml:space="preserve">________________</w:t>
+      </w:r>
+      <w:r>
+        <w:rPr>
+          <w:sz w:val="22"/>
+          <w:szCs w:val="22"/>
+        </w:rPr>
+        <w:t xml:space="preserve">.</w:t>
+      </w:r>
+    </w:p>
+    <w:p>
+      <w:pPr>
+        <w:keepLines/>
+        <w:spacing w:after="260" w:before="200"/>
+      </w:pPr>
+      <w:r>
+        <w:rPr>
+          <w:b/>
+          <w:bCs/>
+          <w:color w:val="12355B"/>
+          <w:sz w:val="22"/>
+          <w:szCs w:val="22"/>
+        </w:rPr>
+        <w:t xml:space="preserve">5.  </w:t>
+      </w:r>
+      <w:r>
+        <w:rPr>
+          <w:sz w:val="22"/>
+          <w:szCs w:val="22"/>
+        </w:rPr>
+        <w:t xml:space="preserve">A number sentence with an equal sign, like part = percent × base, is an </w:t>
+      </w:r>
+      <w:r>
+        <w:rPr>
+          <w:sz w:val="22"/>
+          <w:szCs w:val="22"/>
+        </w:rPr>
+        <w:t xml:space="preserve">________________</w:t>
+      </w:r>
+      <w:r>
+        <w:rPr>
+          <w:sz w:val="22"/>
+          <w:szCs w:val="22"/>
+        </w:rPr>
+        <w:t xml:space="preserve">.</w:t>
+      </w:r>
+    </w:p>
+    <w:p>
+      <w:pPr>
+        <w:keepLines/>
+        <w:spacing w:after="260" w:before="200"/>
+      </w:pPr>
+      <w:r>
+        <w:rPr>
+          <w:b/>
+          <w:bCs/>
+          <w:color w:val="12355B"/>
+          <w:sz w:val="22"/>
+          <w:szCs w:val="22"/>
+        </w:rPr>
+        <w:t xml:space="preserve">6.  </w:t>
+      </w:r>
+      <w:r>
+        <w:rPr>
+          <w:sz w:val="22"/>
+          <w:szCs w:val="22"/>
+        </w:rPr>
+        <w:t xml:space="preserve">An amount subtracted from a price is a </w:t>
+      </w:r>
+      <w:r>
+        <w:rPr>
+          <w:sz w:val="22"/>
+          <w:szCs w:val="22"/>
+        </w:rPr>
+        <w:t xml:space="preserve">________________</w:t>
+      </w:r>
+      <w:r>
+        <w:rPr>
+          <w:sz w:val="22"/>
+          <w:szCs w:val="22"/>
+        </w:rPr>
+        <w:t xml:space="preserve">.</w:t>
       </w:r>
     </w:p>
     <w:p>
       <w:pPr>
         <w:pStyle w:val="Heading1"/>
-        <w:pageBreakBefore/>
+        <w:keepNext/>
+        <w:keepLines/>
         <w:pBdr>
           <w:bottom w:val="single" w:color="1FA6A2" w:sz="14" w:space="6"/>
         </w:pBdr>
-        <w:spacing w:after="140" w:before="0"/>
+        <w:spacing w:after="140" w:before="300"/>
       </w:pPr>
       <w:r>
         <w:rPr>
@@ -2694,11 +2831,12 @@
     <w:p>
       <w:pPr>
         <w:pStyle w:val="Heading1"/>
-        <w:pageBreakBefore/>
+        <w:keepNext/>
+        <w:keepLines/>
         <w:pBdr>
           <w:bottom w:val="single" w:color="1FA6A2" w:sz="14" w:space="6"/>
         </w:pBdr>
-        <w:spacing w:after="140" w:before="0"/>
+        <w:spacing w:after="140" w:before="300"/>
       </w:pPr>
       <w:r>
         <w:rPr>
@@ -3040,11 +3178,12 @@
     <w:p>
       <w:pPr>
         <w:pStyle w:val="Heading1"/>
-        <w:pageBreakBefore/>
+        <w:keepNext/>
+        <w:keepLines/>
         <w:pBdr>
           <w:bottom w:val="single" w:color="1FA6A2" w:sz="14" w:space="6"/>
         </w:pBdr>
-        <w:spacing w:after="140" w:before="0"/>
+        <w:spacing w:after="140" w:before="300"/>
       </w:pPr>
       <w:r>
         <w:rPr>
@@ -3765,11 +3904,12 @@
     <w:p>
       <w:pPr>
         <w:pStyle w:val="Heading1"/>
-        <w:pageBreakBefore/>
+        <w:keepNext/>
+        <w:keepLines/>
         <w:pBdr>
           <w:bottom w:val="single" w:color="1FA6A2" w:sz="14" w:space="6"/>
         </w:pBdr>
-        <w:spacing w:after="140" w:before="0"/>
+        <w:spacing w:after="140" w:before="300"/>
       </w:pPr>
       <w:r>
         <w:rPr>
@@ -4398,11 +4538,12 @@
     <w:p>
       <w:pPr>
         <w:pStyle w:val="Heading1"/>
-        <w:pageBreakBefore/>
+        <w:keepNext/>
+        <w:keepLines/>
         <w:pBdr>
           <w:bottom w:val="single" w:color="1FA6A2" w:sz="14" w:space="6"/>
         </w:pBdr>
-        <w:spacing w:after="140" w:before="0"/>
+        <w:spacing w:after="140" w:before="300"/>
       </w:pPr>
       <w:r>
         <w:rPr>
@@ -4515,6 +4656,8 @@
     <w:p>
       <w:pPr>
         <w:pStyle w:val="Heading1"/>
+        <w:keepNext/>
+        <w:keepLines/>
         <w:pageBreakBefore/>
         <w:pBdr>
           <w:bottom w:val="single" w:color="1FA6A2" w:sz="14" w:space="6"/>

--- a/lessons/4-4/downloads/4-4-notes-teacher.docx
+++ b/lessons/4-4/downloads/4-4-notes-teacher.docx
@@ -1563,47 +1563,6 @@
         <w:t xml:space="preserve">Write About the Math</w:t>
       </w:r>
     </w:p>
-    <w:p>
-      <w:pPr>
-        <w:spacing w:after="100"/>
-      </w:pPr>
-      <w:r>
-        <w:rPr>
-          <w:i/>
-          <w:iCs/>
-          <w:color w:val="5F6F80"/>
-          <w:sz w:val="19"/>
-          <w:szCs w:val="19"/>
-        </w:rPr>
-        <w:t xml:space="preserve">Use the support level you need. Every level answers the same math question.</w:t>
-      </w:r>
-    </w:p>
-    <w:p>
-      <w:pPr>
-        <w:pStyle w:val="Heading2"/>
-        <w:spacing w:after="80" w:before="180"/>
-      </w:pPr>
-      <w:r>
-        <w:rPr>
-          <w:b/>
-          <w:bCs/>
-          <w:color w:val="12355B"/>
-          <w:sz w:val="24"/>
-          <w:szCs w:val="24"/>
-        </w:rPr>
-        <w:t xml:space="preserve">1. Understand the Question</w:t>
-      </w:r>
-      <w:r>
-        <w:rPr>
-          <w:i/>
-          <w:iCs/>
-          <w:color w:val="B97A12"/>
-          <w:sz w:val="19"/>
-          <w:szCs w:val="19"/>
-        </w:rPr>
-        <w:t xml:space="preserve">   explain</w:t>
-      </w:r>
-    </w:p>
     <w:tbl>
       <w:tblPr>
         <w:tblW w:type="pct" w:w="100%"/>
@@ -1642,344 +1601,6 @@
               </w:rPr>
               <w:t xml:space="preserve">Who is correct, and how do you know?</w:t>
             </w:r>
-          </w:p>
-          <w:p>
-            <w:pPr>
-              <w:spacing w:after="0"/>
-            </w:pPr>
-            <w:r>
-              <w:rPr>
-                <w:b/>
-                <w:bCs/>
-                <w:color w:val="12355B"/>
-                <w:sz w:val="20"/>
-                <w:szCs w:val="20"/>
-              </w:rPr>
-              <w:t xml:space="preserve">Your job:  </w:t>
-            </w:r>
-            <w:r>
-              <w:rPr>
-                <w:sz w:val="20"/>
-                <w:szCs w:val="20"/>
-              </w:rPr>
-              <w:t xml:space="preserve">Answer the question. Use math evidence. Explain how the evidence proves your answer.</w:t>
-            </w:r>
-            <w:r>
-              <w:rPr>
-                <w:i/>
-                <w:iCs/>
-                <w:color w:val="5F6F80"/>
-                <w:sz w:val="18"/>
-                <w:szCs w:val="18"/>
-              </w:rPr>
-              <w:br/>
-              <w:t xml:space="preserve">Responde la pregunta. Usa evidencia matemática. Explica cómo la evidencia demuestra tu respuesta.</w:t>
-            </w:r>
-          </w:p>
-        </w:tc>
-      </w:tr>
-    </w:tbl>
-    <w:p>
-      <w:pPr>
-        <w:pStyle w:val="Heading2"/>
-        <w:spacing w:after="80" w:before="180"/>
-      </w:pPr>
-      <w:r>
-        <w:rPr>
-          <w:b/>
-          <w:bCs/>
-          <w:color w:val="12355B"/>
-          <w:sz w:val="24"/>
-          <w:szCs w:val="24"/>
-        </w:rPr>
-        <w:t xml:space="preserve">2. Plan Your Math Words</w:t>
-      </w:r>
-      <w:r>
-        <w:rPr>
-          <w:i/>
-          <w:iCs/>
-          <w:color w:val="1FA6A2"/>
-          <w:sz w:val="19"/>
-          <w:szCs w:val="19"/>
-        </w:rPr>
-        <w:t xml:space="preserve">   check at least two</w:t>
-      </w:r>
-    </w:p>
-    <w:p>
-      <w:pPr>
-        <w:spacing w:after="60"/>
-      </w:pPr>
-      <w:r>
-        <w:rPr>
-          <w:b/>
-          <w:bCs/>
-          <w:color w:val="1FA6A2"/>
-          <w:sz w:val="22"/>
-          <w:szCs w:val="22"/>
-        </w:rPr>
-        <w:t xml:space="preserve">☐  </w:t>
-      </w:r>
-      <w:r>
-        <w:rPr>
-          <w:b/>
-          <w:bCs/>
-          <w:color w:val="12355B"/>
-          <w:sz w:val="20"/>
-          <w:szCs w:val="20"/>
-        </w:rPr>
-        <w:t xml:space="preserve">Percent of a Number — </w:t>
-      </w:r>
-      <w:r>
-        <w:rPr>
-          <w:sz w:val="20"/>
-          <w:szCs w:val="20"/>
-        </w:rPr>
-        <w:t xml:space="preserve">A part of a number found by multiplying the number by the percent written as a decimal.</w:t>
-      </w:r>
-      <w:r>
-        <w:rPr>
-          <w:i/>
-          <w:iCs/>
-          <w:color w:val="5F6F80"/>
-          <w:sz w:val="18"/>
-          <w:szCs w:val="18"/>
-        </w:rPr>
-        <w:br/>
-        <w:t xml:space="preserve">Porcentaje de un número — Una parte de un número que se halla multiplicando el número por el porcentaje escrito como decimal.</w:t>
-      </w:r>
-    </w:p>
-    <w:p>
-      <w:pPr>
-        <w:spacing w:after="60"/>
-      </w:pPr>
-      <w:r>
-        <w:rPr>
-          <w:b/>
-          <w:bCs/>
-          <w:color w:val="1FA6A2"/>
-          <w:sz w:val="22"/>
-          <w:szCs w:val="22"/>
-        </w:rPr>
-        <w:t xml:space="preserve">☐  </w:t>
-      </w:r>
-      <w:r>
-        <w:rPr>
-          <w:b/>
-          <w:bCs/>
-          <w:color w:val="12355B"/>
-          <w:sz w:val="20"/>
-          <w:szCs w:val="20"/>
-        </w:rPr>
-        <w:t xml:space="preserve">Percent — </w:t>
-      </w:r>
-      <w:r>
-        <w:rPr>
-          <w:sz w:val="20"/>
-          <w:szCs w:val="20"/>
-        </w:rPr>
-        <w:t xml:space="preserve">A way to compare a number to 100, shown with the % sign.</w:t>
-      </w:r>
-      <w:r>
-        <w:rPr>
-          <w:i/>
-          <w:iCs/>
-          <w:color w:val="5F6F80"/>
-          <w:sz w:val="18"/>
-          <w:szCs w:val="18"/>
-        </w:rPr>
-        <w:br/>
-        <w:t xml:space="preserve">Porcentaje — Una manera de comparar un número con 100, con el signo %.</w:t>
-      </w:r>
-    </w:p>
-    <w:p>
-      <w:pPr>
-        <w:spacing w:after="60"/>
-      </w:pPr>
-      <w:r>
-        <w:rPr>
-          <w:b/>
-          <w:bCs/>
-          <w:color w:val="1FA6A2"/>
-          <w:sz w:val="22"/>
-          <w:szCs w:val="22"/>
-        </w:rPr>
-        <w:t xml:space="preserve">☐  </w:t>
-      </w:r>
-      <w:r>
-        <w:rPr>
-          <w:b/>
-          <w:bCs/>
-          <w:color w:val="12355B"/>
-          <w:sz w:val="20"/>
-          <w:szCs w:val="20"/>
-        </w:rPr>
-        <w:t xml:space="preserve">Base — </w:t>
-      </w:r>
-      <w:r>
-        <w:rPr>
-          <w:sz w:val="20"/>
-          <w:szCs w:val="20"/>
-        </w:rPr>
-        <w:t xml:space="preserve">The whole amount you start with — the number right after the word “of.”</w:t>
-      </w:r>
-      <w:r>
-        <w:rPr>
-          <w:i/>
-          <w:iCs/>
-          <w:color w:val="5F6F80"/>
-          <w:sz w:val="18"/>
-          <w:szCs w:val="18"/>
-        </w:rPr>
-        <w:br/>
-        <w:t xml:space="preserve">Base — La cantidad total con la que empiezas: el número que va después de la palabra “de”.</w:t>
-      </w:r>
-    </w:p>
-    <w:p>
-      <w:pPr>
-        <w:spacing w:after="60"/>
-      </w:pPr>
-      <w:r>
-        <w:rPr>
-          <w:b/>
-          <w:bCs/>
-          <w:color w:val="1FA6A2"/>
-          <w:sz w:val="22"/>
-          <w:szCs w:val="22"/>
-        </w:rPr>
-        <w:t xml:space="preserve">☐  </w:t>
-      </w:r>
-      <w:r>
-        <w:rPr>
-          <w:b/>
-          <w:bCs/>
-          <w:color w:val="12355B"/>
-          <w:sz w:val="20"/>
-          <w:szCs w:val="20"/>
-        </w:rPr>
-        <w:t xml:space="preserve">Part — </w:t>
-      </w:r>
-      <w:r>
-        <w:rPr>
-          <w:sz w:val="20"/>
-          <w:szCs w:val="20"/>
-        </w:rPr>
-        <w:t xml:space="preserve">How much of the base (the whole) you get. It is your answer.</w:t>
-      </w:r>
-      <w:r>
-        <w:rPr>
-          <w:i/>
-          <w:iCs/>
-          <w:color w:val="5F6F80"/>
-          <w:sz w:val="18"/>
-          <w:szCs w:val="18"/>
-        </w:rPr>
-        <w:br/>
-        <w:t xml:space="preserve">Parte — Cuánto obtienes de la base (el total). Es tu respuesta.</w:t>
-      </w:r>
-    </w:p>
-    <w:p>
-      <w:pPr>
-        <w:spacing w:after="60"/>
-      </w:pPr>
-      <w:r>
-        <w:rPr>
-          <w:b/>
-          <w:bCs/>
-          <w:color w:val="1FA6A2"/>
-          <w:sz w:val="22"/>
-          <w:szCs w:val="22"/>
-        </w:rPr>
-        <w:t xml:space="preserve">☐  </w:t>
-      </w:r>
-      <w:r>
-        <w:rPr>
-          <w:b/>
-          <w:bCs/>
-          <w:color w:val="12355B"/>
-          <w:sz w:val="20"/>
-          <w:szCs w:val="20"/>
-        </w:rPr>
-        <w:t xml:space="preserve">Equation — </w:t>
-      </w:r>
-      <w:r>
-        <w:rPr>
-          <w:sz w:val="20"/>
-          <w:szCs w:val="20"/>
-        </w:rPr>
-        <w:t xml:space="preserve">A number sentence with an equal sign. The percent one is: part = percent × base.</w:t>
-      </w:r>
-      <w:r>
-        <w:rPr>
-          <w:i/>
-          <w:iCs/>
-          <w:color w:val="5F6F80"/>
-          <w:sz w:val="18"/>
-          <w:szCs w:val="18"/>
-        </w:rPr>
-        <w:br/>
-        <w:t xml:space="preserve">Ecuación — Una oración numérica con signo de igual. La de porcentaje es: parte = porcentaje × base.</w:t>
-      </w:r>
-    </w:p>
-    <w:tbl>
-      <w:tblPr>
-        <w:tblW w:type="pct" w:w="100%"/>
-        <w:tblBorders>
-          <w:top w:val="single" w:color="1FA6A2" w:sz="8"/>
-          <w:left w:val="single" w:color="1FA6A2" w:sz="8"/>
-          <w:bottom w:val="single" w:color="1FA6A2" w:sz="8"/>
-          <w:right w:val="single" w:color="1FA6A2" w:sz="8"/>
-          <w:insideH w:val="single" w:color="auto" w:sz="4"/>
-          <w:insideV w:val="single" w:color="auto" w:sz="4"/>
-        </w:tblBorders>
-      </w:tblPr>
-      <w:tblGrid>
-        <w:gridCol w:w="100"/>
-      </w:tblGrid>
-      <w:tr>
-        <w:tc>
-          <w:tcPr>
-            <w:shd w:fill="F7FFFD" w:color="auto" w:val="clear"/>
-            <w:tcMar>
-              <w:top w:type="dxa" w:w="120"/>
-              <w:left w:type="dxa" w:w="180"/>
-              <w:bottom w:type="dxa" w:w="120"/>
-              <w:right w:type="dxa" w:w="180"/>
-            </w:tcMar>
-          </w:tcPr>
-          <w:p>
-            <w:pPr>
-              <w:spacing w:after="50"/>
-            </w:pPr>
-            <w:r>
-              <w:rPr>
-                <w:b/>
-                <w:bCs/>
-                <w:color w:val="1FA6A2"/>
-                <w:sz w:val="20"/>
-                <w:szCs w:val="20"/>
-              </w:rPr>
-              <w:t xml:space="preserve">Say it first:  </w:t>
-            </w:r>
-            <w:r>
-              <w:rPr>
-                <w:sz w:val="20"/>
-                <w:szCs w:val="20"/>
-              </w:rPr>
-              <w:t xml:space="preserve">Say your idea to a partner or quietly to yourself before you write.</w:t>
-            </w:r>
-          </w:p>
-          <w:p>
-            <w:pPr>
-              <w:spacing w:after="60"/>
-            </w:pPr>
-            <w:r>
-              <w:rPr>
-                <w:color w:val="1A2733"/>
-                <w:sz w:val="21"/>
-                <w:szCs w:val="21"/>
-              </w:rPr>
-              <w:t xml:space="preserve">The ___ is correct because 12% of 1,500 = ___ × 1,500 = ___. The mistake was ___.</w:t>
-            </w:r>
             <w:r>
               <w:rPr>
                 <w:i/>
@@ -1989,7 +1610,7 @@
                 <w:szCs w:val="19"/>
               </w:rPr>
               <w:br/>
-              <w:t xml:space="preserve">Di tu respuesta primero: Mi respuesta es ___ porque ___.</w:t>
+              <w:t xml:space="preserve">¿Quién tiene razón y cómo lo sabes?</w:t>
             </w:r>
           </w:p>
         </w:tc>
@@ -1997,28 +1618,192 @@
     </w:tbl>
     <w:p>
       <w:pPr>
-        <w:pStyle w:val="Heading2"/>
-        <w:spacing w:after="80" w:before="180"/>
-      </w:pPr>
-      <w:r>
-        <w:rPr>
-          <w:b/>
-          <w:bCs/>
-          <w:color w:val="12355B"/>
-          <w:sz w:val="24"/>
-          <w:szCs w:val="24"/>
-        </w:rPr>
-        <w:t xml:space="preserve">3. Build Your Explanation</w:t>
-      </w:r>
+        <w:spacing w:after="100"/>
+      </w:pPr>
       <w:r>
         <w:rPr>
           <w:i/>
           <w:iCs/>
-          <w:color w:val="B97A12"/>
+          <w:color w:val="5F6F80"/>
           <w:sz w:val="19"/>
           <w:szCs w:val="19"/>
         </w:rPr>
-        <w:t xml:space="preserve">   choose your support</w:t>
+        <w:t xml:space="preserve">Say your answer to a partner first. Then write it, using at least two of these words:</w:t>
+      </w:r>
+    </w:p>
+    <w:p>
+      <w:pPr>
+        <w:spacing w:after="40"/>
+      </w:pPr>
+      <w:r>
+        <w:rPr>
+          <w:b/>
+          <w:bCs/>
+          <w:color w:val="1FA6A2"/>
+          <w:sz w:val="22"/>
+          <w:szCs w:val="22"/>
+        </w:rPr>
+        <w:t xml:space="preserve">☐  </w:t>
+      </w:r>
+      <w:r>
+        <w:rPr>
+          <w:b/>
+          <w:bCs/>
+          <w:color w:val="12355B"/>
+          <w:sz w:val="20"/>
+          <w:szCs w:val="20"/>
+        </w:rPr>
+        <w:t xml:space="preserve">Percent</w:t>
+      </w:r>
+      <w:r>
+        <w:rPr>
+          <w:i/>
+          <w:iCs/>
+          <w:color w:val="5F6F80"/>
+          <w:sz w:val="18"/>
+          <w:szCs w:val="18"/>
+        </w:rPr>
+        <w:t xml:space="preserve">  ·  Porcentaje</w:t>
+      </w:r>
+    </w:p>
+    <w:p>
+      <w:pPr>
+        <w:spacing w:after="40"/>
+      </w:pPr>
+      <w:r>
+        <w:rPr>
+          <w:b/>
+          <w:bCs/>
+          <w:color w:val="1FA6A2"/>
+          <w:sz w:val="22"/>
+          <w:szCs w:val="22"/>
+        </w:rPr>
+        <w:t xml:space="preserve">☐  </w:t>
+      </w:r>
+      <w:r>
+        <w:rPr>
+          <w:b/>
+          <w:bCs/>
+          <w:color w:val="12355B"/>
+          <w:sz w:val="20"/>
+          <w:szCs w:val="20"/>
+        </w:rPr>
+        <w:t xml:space="preserve">Base</w:t>
+      </w:r>
+      <w:r>
+        <w:rPr>
+          <w:i/>
+          <w:iCs/>
+          <w:color w:val="5F6F80"/>
+          <w:sz w:val="18"/>
+          <w:szCs w:val="18"/>
+        </w:rPr>
+        <w:t xml:space="preserve">  ·  Base</w:t>
+      </w:r>
+    </w:p>
+    <w:p>
+      <w:pPr>
+        <w:spacing w:after="40"/>
+      </w:pPr>
+      <w:r>
+        <w:rPr>
+          <w:b/>
+          <w:bCs/>
+          <w:color w:val="1FA6A2"/>
+          <w:sz w:val="22"/>
+          <w:szCs w:val="22"/>
+        </w:rPr>
+        <w:t xml:space="preserve">☐  </w:t>
+      </w:r>
+      <w:r>
+        <w:rPr>
+          <w:b/>
+          <w:bCs/>
+          <w:color w:val="12355B"/>
+          <w:sz w:val="20"/>
+          <w:szCs w:val="20"/>
+        </w:rPr>
+        <w:t xml:space="preserve">Part</w:t>
+      </w:r>
+      <w:r>
+        <w:rPr>
+          <w:i/>
+          <w:iCs/>
+          <w:color w:val="5F6F80"/>
+          <w:sz w:val="18"/>
+          <w:szCs w:val="18"/>
+        </w:rPr>
+        <w:t xml:space="preserve">  ·  Parte</w:t>
+      </w:r>
+    </w:p>
+    <w:p>
+      <w:pPr>
+        <w:spacing w:after="40"/>
+      </w:pPr>
+      <w:r>
+        <w:rPr>
+          <w:b/>
+          <w:bCs/>
+          <w:color w:val="1FA6A2"/>
+          <w:sz w:val="22"/>
+          <w:szCs w:val="22"/>
+        </w:rPr>
+        <w:t xml:space="preserve">☐  </w:t>
+      </w:r>
+      <w:r>
+        <w:rPr>
+          <w:b/>
+          <w:bCs/>
+          <w:color w:val="12355B"/>
+          <w:sz w:val="20"/>
+          <w:szCs w:val="20"/>
+        </w:rPr>
+        <w:t xml:space="preserve">Equation</w:t>
+      </w:r>
+      <w:r>
+        <w:rPr>
+          <w:i/>
+          <w:iCs/>
+          <w:color w:val="5F6F80"/>
+          <w:sz w:val="18"/>
+          <w:szCs w:val="18"/>
+        </w:rPr>
+        <w:t xml:space="preserve">  ·  Ecuación</w:t>
+      </w:r>
+    </w:p>
+    <w:p>
+      <w:pPr>
+        <w:spacing w:after="40"/>
+      </w:pPr>
+      <w:r>
+        <w:rPr>
+          <w:b/>
+          <w:bCs/>
+          <w:color w:val="1FA6A2"/>
+          <w:sz w:val="22"/>
+          <w:szCs w:val="22"/>
+        </w:rPr>
+        <w:t xml:space="preserve">☐  </w:t>
+      </w:r>
+      <w:r>
+        <w:rPr>
+          <w:b/>
+          <w:bCs/>
+          <w:color w:val="12355B"/>
+          <w:sz w:val="20"/>
+          <w:szCs w:val="20"/>
+        </w:rPr>
+        <w:t xml:space="preserve">Discount</w:t>
+      </w:r>
+      <w:r>
+        <w:rPr>
+          <w:i/>
+          <w:iCs/>
+          <w:color w:val="5F6F80"/>
+          <w:sz w:val="18"/>
+          <w:szCs w:val="18"/>
+        </w:rPr>
+        <w:t xml:space="preserve">  ·  Descuento</w:t>
       </w:r>
     </w:p>
     <w:tbl>
@@ -2049,21 +1834,6 @@
           </w:tcPr>
           <w:p>
             <w:pPr>
-              <w:spacing w:after="50"/>
-            </w:pPr>
-            <w:r>
-              <w:rPr>
-                <w:i/>
-                <w:iCs/>
-                <w:color w:val="5F6F80"/>
-                <w:sz w:val="19"/>
-                <w:szCs w:val="19"/>
-              </w:rPr>
-              <w:t xml:space="preserve">This model shows the parts of an explanation. It does not answer your writing question.</w:t>
-            </w:r>
-          </w:p>
-          <w:p>
-            <w:pPr>
               <w:spacing w:after="80"/>
             </w:pPr>
             <w:r>
@@ -2074,58 +1844,14 @@
                 <w:sz w:val="19"/>
                 <w:szCs w:val="19"/>
               </w:rPr>
-              <w:t xml:space="preserve">Claim:  </w:t>
+              <w:t xml:space="preserve">Model:  </w:t>
             </w:r>
             <w:r>
               <w:rPr>
                 <w:sz w:val="19"/>
                 <w:szCs w:val="19"/>
               </w:rPr>
-              <w:t xml:space="preserve">The base is 60 — it comes right after 'of' — and the part is the discount, 25% of 60.</w:t>
-            </w:r>
-          </w:p>
-          <w:p>
-            <w:pPr>
-              <w:spacing w:after="80"/>
-            </w:pPr>
-            <w:r>
-              <w:rPr>
-                <w:b/>
-                <w:bCs/>
-                <w:color w:val="12355B"/>
-                <w:sz w:val="19"/>
-                <w:szCs w:val="19"/>
-              </w:rPr>
-              <w:t xml:space="preserve">Evidence:  </w:t>
-            </w:r>
-            <w:r>
-              <w:rPr>
-                <w:sz w:val="19"/>
-                <w:szCs w:val="19"/>
-              </w:rPr>
-              <w:t xml:space="preserve">Students identify 60 as the base, the 25% discount as the part to find, and connect 'of' to the base.</w:t>
-            </w:r>
-          </w:p>
-          <w:p>
-            <w:pPr>
-              <w:spacing w:after="80"/>
-            </w:pPr>
-            <w:r>
-              <w:rPr>
-                <w:b/>
-                <w:bCs/>
-                <w:color w:val="12355B"/>
-                <w:sz w:val="19"/>
-                <w:szCs w:val="19"/>
-              </w:rPr>
-              <w:t xml:space="preserve">Reasoning:  </w:t>
-            </w:r>
-            <w:r>
-              <w:rPr>
-                <w:sz w:val="19"/>
-                <w:szCs w:val="19"/>
-              </w:rPr>
-              <w:t xml:space="preserve">This evidence connects the definition of percent to the mathematical claim.</w:t>
+              <w:t xml:space="preserve">The base is 60 — it comes right after 'of' — and the part is the discount, 25% of 60. — Students identify 60 as the base, the 25% discount as the part to find, and connect 'of' to the base.</w:t>
             </w:r>
           </w:p>
         </w:tc>
@@ -2204,7 +1930,7 @@
           <w:sz w:val="21"/>
           <w:szCs w:val="21"/>
         </w:rPr>
-        <w:t xml:space="preserve">My answer is ___.</w:t>
+        <w:t xml:space="preserve">My answer is ___ because ___.</w:t>
       </w:r>
       <w:r>
         <w:rPr>
@@ -2215,7 +1941,7 @@
           <w:szCs w:val="19"/>
         </w:rPr>
         <w:br/>
-        <w:t xml:space="preserve">Mi respuesta es ___.</w:t>
+        <w:t xml:space="preserve">Mi respuesta es ___ porque ___.</w:t>
       </w:r>
     </w:p>
     <w:tbl>
@@ -2355,7 +2081,7 @@
           <w:sz w:val="21"/>
           <w:szCs w:val="21"/>
         </w:rPr>
-        <w:t xml:space="preserve">I know because ___.</w:t>
+        <w:t xml:space="preserve">My evidence is ___, so ___.</w:t>
       </w:r>
       <w:r>
         <w:rPr>
@@ -2366,31 +2092,7 @@
           <w:szCs w:val="19"/>
         </w:rPr>
         <w:br/>
-        <w:t xml:space="preserve">Lo sé porque ___.</w:t>
-      </w:r>
-    </w:p>
-    <w:p>
-      <w:pPr>
-        <w:spacing w:after="60"/>
-      </w:pPr>
-      <w:r>
-        <w:rPr>
-          <w:color w:val="1A2733"/>
-          <w:sz w:val="21"/>
-          <w:szCs w:val="21"/>
-        </w:rPr>
-        <w:t xml:space="preserve">So ___.</w:t>
-      </w:r>
-      <w:r>
-        <w:rPr>
-          <w:i/>
-          <w:iCs/>
-          <w:color w:val="5F6F80"/>
-          <w:sz w:val="19"/>
-          <w:szCs w:val="19"/>
-        </w:rPr>
-        <w:br/>
-        <w:t xml:space="preserve">Entonces ___.</w:t>
+        <w:t xml:space="preserve">Mi evidencia es ___, entonces ___.</w:t>
       </w:r>
     </w:p>
     <w:tbl>
@@ -2496,78 +2198,6 @@
         <w:t xml:space="preserve">Escribe una afirmación, da evidencia matemática y explica tu razonamiento.</w:t>
       </w:r>
     </w:p>
-    <w:p>
-      <w:pPr>
-        <w:spacing w:after="60"/>
-      </w:pPr>
-      <w:r>
-        <w:rPr>
-          <w:color w:val="1A2733"/>
-          <w:sz w:val="21"/>
-          <w:szCs w:val="21"/>
-        </w:rPr>
-        <w:t xml:space="preserve">My claim is ___.</w:t>
-      </w:r>
-      <w:r>
-        <w:rPr>
-          <w:i/>
-          <w:iCs/>
-          <w:color w:val="5F6F80"/>
-          <w:sz w:val="19"/>
-          <w:szCs w:val="19"/>
-        </w:rPr>
-        <w:br/>
-        <w:t xml:space="preserve">Mi afirmación es ___.</w:t>
-      </w:r>
-    </w:p>
-    <w:p>
-      <w:pPr>
-        <w:spacing w:after="60"/>
-      </w:pPr>
-      <w:r>
-        <w:rPr>
-          <w:color w:val="1A2733"/>
-          <w:sz w:val="21"/>
-          <w:szCs w:val="21"/>
-        </w:rPr>
-        <w:t xml:space="preserve">My math evidence is ___.</w:t>
-      </w:r>
-      <w:r>
-        <w:rPr>
-          <w:i/>
-          <w:iCs/>
-          <w:color w:val="5F6F80"/>
-          <w:sz w:val="19"/>
-          <w:szCs w:val="19"/>
-        </w:rPr>
-        <w:br/>
-        <w:t xml:space="preserve">Mi evidencia matemática es ___.</w:t>
-      </w:r>
-    </w:p>
-    <w:p>
-      <w:pPr>
-        <w:spacing w:after="60"/>
-      </w:pPr>
-      <w:r>
-        <w:rPr>
-          <w:color w:val="1A2733"/>
-          <w:sz w:val="21"/>
-          <w:szCs w:val="21"/>
-        </w:rPr>
-        <w:t xml:space="preserve">This proves ___ because ___.</w:t>
-      </w:r>
-      <w:r>
-        <w:rPr>
-          <w:i/>
-          <w:iCs/>
-          <w:color w:val="5F6F80"/>
-          <w:sz w:val="19"/>
-          <w:szCs w:val="19"/>
-        </w:rPr>
-        <w:br/>
-        <w:t xml:space="preserve">Esto demuestra ___ porque ___.</w:t>
-      </w:r>
-    </w:p>
     <w:tbl>
       <w:tblPr>
         <w:tblW w:type="pct" w:w="100%"/>
@@ -2650,7 +2280,7 @@
           <w:sz w:val="24"/>
           <w:szCs w:val="24"/>
         </w:rPr>
-        <w:t xml:space="preserve">4. Check Your Explanation</w:t>
+        <w:t xml:space="preserve">Check Your Explanation</w:t>
       </w:r>
       <w:r>
         <w:rPr>
@@ -2660,7 +2290,7 @@
           <w:sz w:val="19"/>
           <w:szCs w:val="19"/>
         </w:rPr>
-        <w:t xml:space="preserve">   five quick checks</w:t>
+        <w:t xml:space="preserve">   three quick checks</w:t>
       </w:r>
     </w:p>
     <w:p>
@@ -2684,17 +2314,6 @@
         </w:rPr>
         <w:t xml:space="preserve">I answered the question.</w:t>
       </w:r>
-      <w:r>
-        <w:rPr>
-          <w:i/>
-          <w:iCs/>
-          <w:color w:val="5F6F80"/>
-          <w:sz w:val="18"/>
-          <w:szCs w:val="18"/>
-        </w:rPr>
-        <w:br/>
-        <w:t xml:space="preserve">Respondí la pregunta.</w:t>
-      </w:r>
     </w:p>
     <w:p>
       <w:pPr>
@@ -2715,18 +2334,7 @@
           <w:sz w:val="20"/>
           <w:szCs w:val="20"/>
         </w:rPr>
-        <w:t xml:space="preserve">I used math evidence: numbers, an equation, a model, or a comparison.</w:t>
-      </w:r>
-      <w:r>
-        <w:rPr>
-          <w:i/>
-          <w:iCs/>
-          <w:color w:val="5F6F80"/>
-          <w:sz w:val="18"/>
-          <w:szCs w:val="18"/>
-        </w:rPr>
-        <w:br/>
-        <w:t xml:space="preserve">Usé evidencia matemática: números, una ecuación, un modelo o una comparación.</w:t>
+        <w:t xml:space="preserve">I used math evidence: numbers, an equation, or a model.</w:t>
       </w:r>
     </w:p>
     <w:p>
@@ -2748,84 +2356,7 @@
           <w:sz w:val="20"/>
           <w:szCs w:val="20"/>
         </w:rPr>
-        <w:t xml:space="preserve">I explained how the evidence proves my answer.</w:t>
-      </w:r>
-      <w:r>
-        <w:rPr>
-          <w:i/>
-          <w:iCs/>
-          <w:color w:val="5F6F80"/>
-          <w:sz w:val="18"/>
-          <w:szCs w:val="18"/>
-        </w:rPr>
-        <w:br/>
-        <w:t xml:space="preserve">Expliqué cómo la evidencia demuestra mi respuesta.</w:t>
-      </w:r>
-    </w:p>
-    <w:p>
-      <w:pPr>
-        <w:spacing w:after="80"/>
-      </w:pPr>
-      <w:r>
-        <w:rPr>
-          <w:b/>
-          <w:bCs/>
-          <w:color w:val="1FA6A2"/>
-          <w:sz w:val="22"/>
-          <w:szCs w:val="22"/>
-        </w:rPr>
-        <w:t xml:space="preserve">☐  </w:t>
-      </w:r>
-      <w:r>
-        <w:rPr>
-          <w:sz w:val="20"/>
-          <w:szCs w:val="20"/>
-        </w:rPr>
         <w:t xml:space="preserve">I used at least two math words.</w:t>
-      </w:r>
-      <w:r>
-        <w:rPr>
-          <w:i/>
-          <w:iCs/>
-          <w:color w:val="5F6F80"/>
-          <w:sz w:val="18"/>
-          <w:szCs w:val="18"/>
-        </w:rPr>
-        <w:br/>
-        <w:t xml:space="preserve">Usé por lo menos dos palabras matemáticas.</w:t>
-      </w:r>
-    </w:p>
-    <w:p>
-      <w:pPr>
-        <w:spacing w:after="80"/>
-      </w:pPr>
-      <w:r>
-        <w:rPr>
-          <w:b/>
-          <w:bCs/>
-          <w:color w:val="1FA6A2"/>
-          <w:sz w:val="22"/>
-          <w:szCs w:val="22"/>
-        </w:rPr>
-        <w:t xml:space="preserve">☐  </w:t>
-      </w:r>
-      <w:r>
-        <w:rPr>
-          <w:sz w:val="20"/>
-          <w:szCs w:val="20"/>
-        </w:rPr>
-        <w:t xml:space="preserve">I reread complete sentences and punctuation.</w:t>
-      </w:r>
-      <w:r>
-        <w:rPr>
-          <w:i/>
-          <w:iCs/>
-          <w:color w:val="5F6F80"/>
-          <w:sz w:val="18"/>
-          <w:szCs w:val="18"/>
-        </w:rPr>
-        <w:br/>
-        <w:t xml:space="preserve">Volví a leer mis oraciones completas y la puntuación.</w:t>
       </w:r>
     </w:p>
     <w:p>
@@ -5165,7 +4696,7 @@
           <w:sz w:val="20"/>
           <w:szCs w:val="20"/>
         </w:rPr>
-        <w:t xml:space="preserve">☐  I answered the question.</w:t>
+        <w:t xml:space="preserve">☐  The answer to the math question is correct.</w:t>
       </w:r>
     </w:p>
     <w:p>
@@ -5177,7 +4708,7 @@
           <w:sz w:val="20"/>
           <w:szCs w:val="20"/>
         </w:rPr>
-        <w:t xml:space="preserve">☐  I used math evidence: numbers, an equation, a model, or a comparison.</w:t>
+        <w:t xml:space="preserve">☐  The evidence is real lesson mathematics (numbers, equation, or model), not restated claim.</w:t>
       </w:r>
     </w:p>
     <w:p>
@@ -5189,31 +4720,7 @@
           <w:sz w:val="20"/>
           <w:szCs w:val="20"/>
         </w:rPr>
-        <w:t xml:space="preserve">☐  I explained how the evidence proves my answer.</w:t>
-      </w:r>
-    </w:p>
-    <w:p>
-      <w:pPr>
-        <w:spacing w:after="80"/>
-      </w:pPr>
-      <w:r>
-        <w:rPr>
-          <w:sz w:val="20"/>
-          <w:szCs w:val="20"/>
-        </w:rPr>
-        <w:t xml:space="preserve">☐  I used at least two math words.</w:t>
-      </w:r>
-    </w:p>
-    <w:p>
-      <w:pPr>
-        <w:spacing w:after="80"/>
-      </w:pPr>
-      <w:r>
-        <w:rPr>
-          <w:sz w:val="20"/>
-          <w:szCs w:val="20"/>
-        </w:rPr>
-        <w:t xml:space="preserve">☐  I reread complete sentences and punctuation.</w:t>
+        <w:t xml:space="preserve">☐  The support level changed the language scaffolding, never the mathematical expectation.</w:t>
       </w:r>
     </w:p>
     <w:sectPr>
